--- a/hasil/formulir.docx
+++ b/hasil/formulir.docx
@@ -3045,7 +3045,7 @@
     <w:uiPriority w:val="59"/>
     <w:qFormat/>
     <w:tblPr>
-      <w:tblInd w:w="0" w:type="dxa"/>
+      <w:tblInd w:w="85" w:type="dxa"/>
       <w:tblBorders>
         <w:top w:val="single" w:sz="4" w:space="0" w:color="000000"/>
         <w:left w:val="single" w:sz="4" w:space="0" w:color="000000"/>
@@ -3068,7 +3068,7 @@
     <w:uiPriority w:val="59"/>
     <w:qFormat/>
     <w:tblPr>
-      <w:tblInd w:w="0" w:type="dxa"/>
+      <w:tblInd w:w="85" w:type="dxa"/>
       <w:tblBorders>
         <w:top w:val="nil"/>
         <w:left w:val="nil"/>

--- a/hasil/formulir.docx
+++ b/hasil/formulir.docx
@@ -2990,7 +2990,7 @@
     <w:pPr>
       <w:keepNext/>
       <w:spacing w:before="120" w:after="120" w:line="240" w:lineRule="auto"/>
-      <w:jc w:val="left"/>
+      <w:jc w:val="center"/>
     </w:pPr>
   </w:style>
   <w:style w:type="paragraph" w:customStyle="1" w:styleId="ImageCaption">

--- a/hasil/formulir.docx
+++ b/hasil/formulir.docx
@@ -250,72 +250,448 @@
         <w:t xml:space="preserve">Dengan ini mengajukan judul penelitian/skripsi/tugas akhir dengan judul:</w:t>
       </w:r>
     </w:p>
+    <w:tbl>
+      <w:tblPr>
+        <w:tblStyle w:val="Table"/>
+        <w:tblW w:type="pct" w:w="5000"/>
+        <w:tblLayout w:type="fixed"/>
+        <w:tblLook w:firstRow="1" w:lastRow="0" w:firstColumn="0" w:lastColumn="0" w:noHBand="0" w:noVBand="0" w:val="0020"/>
+      </w:tblPr>
+      <w:tblGrid>
+        <w:gridCol w:w="7920"/>
+      </w:tblGrid>
+      <w:tr>
+        <w:trPr>
+          <w:cantSplit/>
+          <w:tblHeader w:val="on"/>
+        </w:trPr>
+        <w:tc>
+          <w:tcPr/>
+          <w:p>
+            <w:pPr>
+              <w:pStyle w:val="FirstParagraph"/>
+              <w:keepNext/>
+              <w:jc w:val="left"/>
+            </w:pPr>
+            <w:r>
+              <w:rPr>
+                <w:b/>
+                <w:bCs/>
+              </w:rPr>
+              <w:t xml:space="preserve">USULAN JUDUL 1</w:t>
+            </w:r>
+          </w:p>
+        </w:tc>
+      </w:tr>
+      <w:tr>
+        <w:trPr>
+          <w:cantSplit/>
+        </w:trPr>
+        <w:tc>
+          <w:tcPr/>
+          <w:p>
+            <w:pPr>
+              <w:pStyle w:val="FirstParagraph"/>
+              <w:keepNext/>
+              <w:jc w:val="left"/>
+            </w:pPr>
+            <w:r>
+              <w:rPr>
+                <w:b/>
+                <w:bCs/>
+              </w:rPr>
+              <w:t xml:space="preserve">*) Judul ditulis dalam huruf kapital/besar, font Arial 14 tebal (bold), maksimum 15 kata.</w:t>
+            </w:r>
+            <w:r>
+              <w:br/>
+            </w:r>
+            <w:r>
+              <w:t xml:space="preserve"> </w:t>
+            </w:r>
+            <w:r>
+              <w:br/>
+            </w:r>
+            <w:r>
+              <w:t xml:space="preserve">…………………………………………………………………………………</w:t>
+            </w:r>
+            <w:r>
+              <w:br/>
+            </w:r>
+            <w:r>
+              <w:t xml:space="preserve"> </w:t>
+            </w:r>
+            <w:r>
+              <w:br/>
+            </w:r>
+            <w:r>
+              <w:t xml:space="preserve">…………………………………………………………………………………</w:t>
+            </w:r>
+            <w:r>
+              <w:br/>
+            </w:r>
+            <w:r>
+              <w:t xml:space="preserve"> </w:t>
+            </w:r>
+          </w:p>
+        </w:tc>
+      </w:tr>
+      <w:tr>
+        <w:trPr>
+          <w:cantSplit/>
+        </w:trPr>
+        <w:tc>
+          <w:tcPr/>
+          <w:p>
+            <w:pPr>
+              <w:pStyle w:val="FirstParagraph"/>
+              <w:keepNext/>
+              <w:jc w:val="left"/>
+            </w:pPr>
+            <w:r>
+              <w:rPr>
+                <w:b/>
+                <w:bCs/>
+              </w:rPr>
+              <w:t xml:space="preserve">*) Isi kotak 1 s.d. 6 ditulis dalam huruf kecil, font Arial 12 tanpa tebal (bold).</w:t>
+            </w:r>
+          </w:p>
+        </w:tc>
+      </w:tr>
+      <w:tr>
+        <w:trPr>
+          <w:cantSplit/>
+        </w:trPr>
+        <w:tc>
+          <w:tcPr/>
+          <w:p>
+            <w:pPr>
+              <w:pStyle w:val="FirstParagraph"/>
+              <w:keepNext/>
+              <w:jc w:val="left"/>
+            </w:pPr>
+            <w:r>
+              <w:rPr>
+                <w:b/>
+                <w:bCs/>
+              </w:rPr>
+              <w:t xml:space="preserve">1.  OBJEK/TEMPAT PENELITIAN</w:t>
+            </w:r>
+          </w:p>
+        </w:tc>
+      </w:tr>
+      <w:tr>
+        <w:trPr>
+          <w:cantSplit/>
+        </w:trPr>
+        <w:tc>
+          <w:tcPr/>
+          <w:p>
+            <w:pPr>
+              <w:pStyle w:val="Butir"/>
+              <w:keepNext/>
+              <w:numPr>
+                <w:ilvl w:val="0"/>
+                <w:numId w:val="1001"/>
+              </w:numPr>
+              <w:jc w:val="left"/>
+            </w:pPr>
+            <w:r>
+              <w:t xml:space="preserve">Tuliskan dengan jelas objek/tempat penelitian beserta alamatnya.</w:t>
+            </w:r>
+          </w:p>
+          <w:p>
+            <w:pPr>
+              <w:pStyle w:val="Butir"/>
+              <w:keepNext/>
+              <w:numPr>
+                <w:ilvl w:val="0"/>
+                <w:numId w:val="1001"/>
+              </w:numPr>
+              <w:jc w:val="left"/>
+            </w:pPr>
+            <w:r>
+              <w:t xml:space="preserve">Khusus untuk penelitian yang tidak menggunakan objek, tempat penelitian dapat menggunakan alamat</w:t>
+            </w:r>
+            <w:r>
+              <w:t xml:space="preserve"> </w:t>
+            </w:r>
+            <w:r>
+              <w:t xml:space="preserve">“Laboratorium Pemrograman/Laboratorium Robotika/Laboratorium Jaringan UM Buton”</w:t>
+            </w:r>
+            <w:r>
+              <w:t xml:space="preserve">.</w:t>
+            </w:r>
+          </w:p>
+        </w:tc>
+      </w:tr>
+      <w:tr>
+        <w:trPr>
+          <w:cantSplit/>
+        </w:trPr>
+        <w:tc>
+          <w:tcPr/>
+          <w:p>
+            <w:pPr>
+              <w:pStyle w:val="FirstParagraph"/>
+              <w:keepNext/>
+              <w:jc w:val="left"/>
+            </w:pPr>
+            <w:r>
+              <w:rPr>
+                <w:b/>
+                <w:bCs/>
+              </w:rPr>
+              <w:t xml:space="preserve">2.  LATAR BELAKANG MASALAH</w:t>
+            </w:r>
+          </w:p>
+        </w:tc>
+      </w:tr>
+      <w:tr>
+        <w:trPr>
+          <w:cantSplit/>
+        </w:trPr>
+        <w:tc>
+          <w:tcPr/>
+          <w:p>
+            <w:pPr>
+              <w:pStyle w:val="FirstParagraph"/>
+              <w:keepNext/>
+              <w:jc w:val="left"/>
+            </w:pPr>
+            <w:r>
+              <w:t xml:space="preserve">Menjelaskan permasalahan yang dihadapi, diuraikan secara jelas, ringkas dan sistematis.</w:t>
+            </w:r>
+          </w:p>
+        </w:tc>
+      </w:tr>
+      <w:tr>
+        <w:trPr>
+          <w:cantSplit/>
+        </w:trPr>
+        <w:tc>
+          <w:tcPr/>
+          <w:p>
+            <w:pPr>
+              <w:pStyle w:val="FirstParagraph"/>
+              <w:keepNext/>
+              <w:jc w:val="left"/>
+            </w:pPr>
+            <w:r>
+              <w:rPr>
+                <w:b/>
+                <w:bCs/>
+              </w:rPr>
+              <w:t xml:space="preserve">3.  RUMUSAN MASALAH</w:t>
+            </w:r>
+          </w:p>
+        </w:tc>
+      </w:tr>
+      <w:tr>
+        <w:trPr>
+          <w:cantSplit/>
+        </w:trPr>
+        <w:tc>
+          <w:tcPr/>
+          <w:p>
+            <w:pPr>
+              <w:pStyle w:val="FirstParagraph"/>
+              <w:keepNext/>
+              <w:jc w:val="left"/>
+            </w:pPr>
+            <w:r>
+              <w:t xml:space="preserve">Berisi penjelasan tentang rumusan masalah yang telah disebutkan di bagian latar belakang, dituliskan dalam bentuk penomoran.</w:t>
+            </w:r>
+          </w:p>
+        </w:tc>
+      </w:tr>
+      <w:tr>
+        <w:trPr>
+          <w:cantSplit/>
+        </w:trPr>
+        <w:tc>
+          <w:tcPr/>
+          <w:p>
+            <w:pPr>
+              <w:pStyle w:val="FirstParagraph"/>
+              <w:keepNext/>
+              <w:jc w:val="left"/>
+            </w:pPr>
+            <w:r>
+              <w:rPr>
+                <w:b/>
+                <w:bCs/>
+              </w:rPr>
+              <w:t xml:space="preserve">4.  TUJUAN PENELITIAN</w:t>
+            </w:r>
+          </w:p>
+        </w:tc>
+      </w:tr>
+      <w:tr>
+        <w:trPr>
+          <w:cantSplit/>
+        </w:trPr>
+        <w:tc>
+          <w:tcPr/>
+          <w:p>
+            <w:pPr>
+              <w:pStyle w:val="FirstParagraph"/>
+              <w:keepNext/>
+              <w:jc w:val="left"/>
+            </w:pPr>
+            <w:r>
+              <w:t xml:space="preserve">Berisi penjelasan tentang tujuan penelitian (menjawab pernyataan dari bagian rumusan masalah).</w:t>
+            </w:r>
+          </w:p>
+        </w:tc>
+      </w:tr>
+      <w:tr>
+        <w:trPr>
+          <w:cantSplit/>
+        </w:trPr>
+        <w:tc>
+          <w:tcPr/>
+          <w:p>
+            <w:pPr>
+              <w:pStyle w:val="FirstParagraph"/>
+              <w:keepNext/>
+              <w:jc w:val="left"/>
+            </w:pPr>
+            <w:r>
+              <w:rPr>
+                <w:b/>
+                <w:bCs/>
+              </w:rPr>
+              <w:t xml:space="preserve">5.  PENELITIAN TERKAIT</w:t>
+            </w:r>
+          </w:p>
+        </w:tc>
+      </w:tr>
+      <w:tr>
+        <w:trPr>
+          <w:cantSplit/>
+        </w:trPr>
+        <w:tc>
+          <w:tcPr/>
+          <w:p>
+            <w:pPr>
+              <w:pStyle w:val="FirstParagraph"/>
+              <w:keepNext/>
+              <w:jc w:val="left"/>
+            </w:pPr>
+            <w:r>
+              <w:t xml:space="preserve">Cantumkan minimal 10 penelitian terkait/relevan dengan judul penelitian yang akan diajukan, dapat diambil dari jurnal/prosiding. Buatlah kesimpulan dari masing-masing penelitian yang dirujuk serta tunjukkan perbedaan dan persamaan dengan penelitian yang dilakukan, mencakup permasalahan yang diteliti atau metode/algoritma yang digunakan.</w:t>
+            </w:r>
+          </w:p>
+          <w:p>
+            <w:pPr>
+              <w:pStyle w:val="BodyText"/>
+              <w:keepNext/>
+              <w:jc w:val="left"/>
+            </w:pPr>
+            <w:r>
+              <w:t xml:space="preserve">Format penulisan: judul lengkap artikel ilmiah; nama pengarang; nama perguruan tinggi; nama jurnal/prosiding; Vol./Edisi; tahun terbit; dan nomor ISSN.</w:t>
+            </w:r>
+          </w:p>
+          <w:p>
+            <w:pPr>
+              <w:pStyle w:val="BodyText"/>
+              <w:keepNext/>
+              <w:jc w:val="left"/>
+            </w:pPr>
+            <w:r>
+              <w:rPr>
+                <w:b/>
+                <w:bCs/>
+              </w:rPr>
+              <w:t xml:space="preserve">Contoh:</w:t>
+            </w:r>
+            <w:r>
+              <w:rPr>
+                <w:b/>
+                <w:bCs/>
+              </w:rPr>
+              <w:t xml:space="preserve"> </w:t>
+            </w:r>
+            <w:r>
+              <w:rPr>
+                <w:b/>
+                <w:bCs/>
+              </w:rPr>
+              <w:t xml:space="preserve">“PERAN TEKNOLOGI INFORMASI DAN KOMUNIKASI DALAM PENDIDIKAN”</w:t>
+            </w:r>
+            <w:r>
+              <w:rPr>
+                <w:b/>
+                <w:bCs/>
+              </w:rPr>
+              <w:t xml:space="preserve">; Haris Budiman; Universitas Islam Negeri Raden Intan Lampung; Al-Tadzkiyyah: Jurnal Pendidikan Islam; Volume 8 No. I 2017; E-ISSN: 2528-2476.</w:t>
+            </w:r>
+          </w:p>
+          <w:p>
+            <w:pPr>
+              <w:pStyle w:val="BodyText"/>
+              <w:keepNext/>
+              <w:jc w:val="left"/>
+            </w:pPr>
+            <w:r>
+              <w:rPr>
+                <w:b/>
+                <w:bCs/>
+              </w:rPr>
+              <w:t xml:space="preserve">Persamaan: ………………………………   Perbedaan: ………………………………</w:t>
+            </w:r>
+          </w:p>
+        </w:tc>
+      </w:tr>
+      <w:tr>
+        <w:trPr>
+          <w:cantSplit/>
+        </w:trPr>
+        <w:tc>
+          <w:tcPr/>
+          <w:p>
+            <w:pPr>
+              <w:pStyle w:val="FirstParagraph"/>
+              <w:keepNext/>
+              <w:jc w:val="left"/>
+            </w:pPr>
+            <w:r>
+              <w:rPr>
+                <w:b/>
+                <w:bCs/>
+              </w:rPr>
+              <w:t xml:space="preserve">6.  DAFTAR PUSTAKA</w:t>
+            </w:r>
+          </w:p>
+        </w:tc>
+      </w:tr>
+      <w:tr>
+        <w:trPr>
+          <w:cantSplit/>
+        </w:trPr>
+        <w:tc>
+          <w:tcPr/>
+          <w:p>
+            <w:pPr>
+              <w:pStyle w:val="FirstParagraph"/>
+              <w:jc w:val="left"/>
+            </w:pPr>
+            <w:r>
+              <w:t xml:space="preserve">Isi dari bagian ini adalah rujukan dari jurnal yang terkait dengan penelitian yang diusulkan.</w:t>
+            </w:r>
+          </w:p>
+        </w:tc>
+      </w:tr>
+    </w:tbl>
     <w:p>
       <w:pPr>
-        <w:pStyle w:val="BodyText"/>
+        <w:pStyle w:val="Compact"/>
+        <w:spacing w:before="0" w:after="0" w:line="200" w:lineRule="exact"/>
       </w:pPr>
-      <w:r>
-        <w:rPr>
-          <w:b/>
-          <w:bCs/>
-        </w:rPr>
-        <w:t xml:space="preserve">Usulan Judul 1</w:t>
-      </w:r>
     </w:p>
     <w:p>
-      <w:pPr>
-        <w:pStyle w:val="BodyText"/>
-      </w:pPr>
       <w:r>
-        <w:rPr>
-          <w:b/>
-          <w:bCs/>
-        </w:rPr>
-        <w:t xml:space="preserve">*) Judul ditulis dalam huruf kapital/besar menggunakan font Arial 14 bold. Panjang judul maksimum 15 kata.</w:t>
-      </w:r>
-    </w:p>
-    <w:p>
-      <w:pPr>
-        <w:pStyle w:val="BodyText"/>
-      </w:pPr>
-      <w:r>
-        <w:t xml:space="preserve">…………………………………………………………………………………</w:t>
-      </w:r>
-    </w:p>
-    <w:p>
-      <w:pPr>
-        <w:pStyle w:val="BodyText"/>
-      </w:pPr>
-      <w:r>
-        <w:t xml:space="preserve">…………………………………………………………………………………</w:t>
-      </w:r>
-    </w:p>
-    <w:p>
-      <w:pPr>
-        <w:pStyle w:val="BodyText"/>
-      </w:pPr>
-      <w:r>
-        <w:t xml:space="preserve">…………………………………………………………………………………</w:t>
-      </w:r>
-    </w:p>
-    <w:p>
-      <w:pPr>
-        <w:pStyle w:val="BodyText"/>
-      </w:pPr>
-      <w:r>
-        <w:rPr>
-          <w:b/>
-          <w:bCs/>
-        </w:rPr>
-        <w:t xml:space="preserve">*) Untuk isi kotak 1 s.d. 6 di bawah ini ditulis dalam huruf kecil menggunakan font Arial 12 tanpa bold.</w:t>
-      </w:r>
-    </w:p>
-    <w:p>
-      <w:pPr>
-        <w:pStyle w:val="Isian"/>
-      </w:pPr>
-      <w:r>
-        <w:t xml:space="preserve">1.  OBJEK/TEMPAT PENELITIAN</w:t>
+        <w:br w:type="page"/>
       </w:r>
     </w:p>
     <w:tbl>
@@ -337,10 +713,129 @@
           <w:tcPr/>
           <w:p>
             <w:pPr>
+              <w:pStyle w:val="FirstParagraph"/>
+              <w:keepNext/>
+              <w:jc w:val="left"/>
+            </w:pPr>
+            <w:r>
+              <w:rPr>
+                <w:b/>
+                <w:bCs/>
+              </w:rPr>
+              <w:t xml:space="preserve">USULAN JUDUL 2</w:t>
+            </w:r>
+          </w:p>
+        </w:tc>
+      </w:tr>
+      <w:tr>
+        <w:trPr>
+          <w:cantSplit/>
+        </w:trPr>
+        <w:tc>
+          <w:tcPr/>
+          <w:p>
+            <w:pPr>
+              <w:pStyle w:val="FirstParagraph"/>
+              <w:keepNext/>
+              <w:jc w:val="left"/>
+            </w:pPr>
+            <w:r>
+              <w:rPr>
+                <w:b/>
+                <w:bCs/>
+              </w:rPr>
+              <w:t xml:space="preserve">*) Judul ditulis dalam huruf kapital/besar, font Arial 14 tebal (bold), maksimum 15 kata.</w:t>
+            </w:r>
+            <w:r>
+              <w:br/>
+            </w:r>
+            <w:r>
+              <w:t xml:space="preserve"> </w:t>
+            </w:r>
+            <w:r>
+              <w:br/>
+            </w:r>
+            <w:r>
+              <w:t xml:space="preserve">…………………………………………………………………………………</w:t>
+            </w:r>
+            <w:r>
+              <w:br/>
+            </w:r>
+            <w:r>
+              <w:t xml:space="preserve"> </w:t>
+            </w:r>
+            <w:r>
+              <w:br/>
+            </w:r>
+            <w:r>
+              <w:t xml:space="preserve">…………………………………………………………………………………</w:t>
+            </w:r>
+            <w:r>
+              <w:br/>
+            </w:r>
+            <w:r>
+              <w:t xml:space="preserve"> </w:t>
+            </w:r>
+          </w:p>
+        </w:tc>
+      </w:tr>
+      <w:tr>
+        <w:trPr>
+          <w:cantSplit/>
+        </w:trPr>
+        <w:tc>
+          <w:tcPr/>
+          <w:p>
+            <w:pPr>
+              <w:pStyle w:val="FirstParagraph"/>
+              <w:keepNext/>
+              <w:jc w:val="left"/>
+            </w:pPr>
+            <w:r>
+              <w:rPr>
+                <w:b/>
+                <w:bCs/>
+              </w:rPr>
+              <w:t xml:space="preserve">*) Isi kotak 1 s.d. 6 ditulis dalam huruf kecil, font Arial 12 tanpa tebal (bold).</w:t>
+            </w:r>
+          </w:p>
+        </w:tc>
+      </w:tr>
+      <w:tr>
+        <w:trPr>
+          <w:cantSplit/>
+        </w:trPr>
+        <w:tc>
+          <w:tcPr/>
+          <w:p>
+            <w:pPr>
+              <w:pStyle w:val="FirstParagraph"/>
+              <w:keepNext/>
+              <w:jc w:val="left"/>
+            </w:pPr>
+            <w:r>
+              <w:rPr>
+                <w:b/>
+                <w:bCs/>
+              </w:rPr>
+              <w:t xml:space="preserve">1.  OBJEK/TEMPAT PENELITIAN</w:t>
+            </w:r>
+          </w:p>
+        </w:tc>
+      </w:tr>
+      <w:tr>
+        <w:trPr>
+          <w:cantSplit/>
+        </w:trPr>
+        <w:tc>
+          <w:tcPr/>
+          <w:p>
+            <w:pPr>
               <w:pStyle w:val="Butir"/>
+              <w:keepNext/>
               <w:numPr>
                 <w:ilvl w:val="0"/>
-                <w:numId w:val="1001"/>
+                <w:numId w:val="1002"/>
               </w:numPr>
               <w:jc w:val="left"/>
             </w:pPr>
@@ -351,9 +846,10 @@
           <w:p>
             <w:pPr>
               <w:pStyle w:val="Butir"/>
+              <w:keepNext/>
               <w:numPr>
                 <w:ilvl w:val="0"/>
-                <w:numId w:val="1001"/>
+                <w:numId w:val="1002"/>
               </w:numPr>
               <w:jc w:val="left"/>
             </w:pPr>
@@ -368,6 +864,264 @@
             </w:r>
             <w:r>
               <w:t xml:space="preserve">.</w:t>
+            </w:r>
+          </w:p>
+        </w:tc>
+      </w:tr>
+      <w:tr>
+        <w:trPr>
+          <w:cantSplit/>
+        </w:trPr>
+        <w:tc>
+          <w:tcPr/>
+          <w:p>
+            <w:pPr>
+              <w:pStyle w:val="FirstParagraph"/>
+              <w:keepNext/>
+              <w:jc w:val="left"/>
+            </w:pPr>
+            <w:r>
+              <w:rPr>
+                <w:b/>
+                <w:bCs/>
+              </w:rPr>
+              <w:t xml:space="preserve">2.  LATAR BELAKANG MASALAH</w:t>
+            </w:r>
+          </w:p>
+        </w:tc>
+      </w:tr>
+      <w:tr>
+        <w:trPr>
+          <w:cantSplit/>
+        </w:trPr>
+        <w:tc>
+          <w:tcPr/>
+          <w:p>
+            <w:pPr>
+              <w:pStyle w:val="FirstParagraph"/>
+              <w:keepNext/>
+              <w:jc w:val="left"/>
+            </w:pPr>
+            <w:r>
+              <w:t xml:space="preserve">Menjelaskan permasalahan yang dihadapi, diuraikan secara jelas, ringkas dan sistematis.</w:t>
+            </w:r>
+          </w:p>
+        </w:tc>
+      </w:tr>
+      <w:tr>
+        <w:trPr>
+          <w:cantSplit/>
+        </w:trPr>
+        <w:tc>
+          <w:tcPr/>
+          <w:p>
+            <w:pPr>
+              <w:pStyle w:val="FirstParagraph"/>
+              <w:keepNext/>
+              <w:jc w:val="left"/>
+            </w:pPr>
+            <w:r>
+              <w:rPr>
+                <w:b/>
+                <w:bCs/>
+              </w:rPr>
+              <w:t xml:space="preserve">3.  RUMUSAN MASALAH</w:t>
+            </w:r>
+          </w:p>
+        </w:tc>
+      </w:tr>
+      <w:tr>
+        <w:trPr>
+          <w:cantSplit/>
+        </w:trPr>
+        <w:tc>
+          <w:tcPr/>
+          <w:p>
+            <w:pPr>
+              <w:pStyle w:val="FirstParagraph"/>
+              <w:keepNext/>
+              <w:jc w:val="left"/>
+            </w:pPr>
+            <w:r>
+              <w:t xml:space="preserve">Berisi penjelasan tentang rumusan masalah yang telah disebutkan di bagian latar belakang, dituliskan dalam bentuk penomoran.</w:t>
+            </w:r>
+          </w:p>
+        </w:tc>
+      </w:tr>
+      <w:tr>
+        <w:trPr>
+          <w:cantSplit/>
+        </w:trPr>
+        <w:tc>
+          <w:tcPr/>
+          <w:p>
+            <w:pPr>
+              <w:pStyle w:val="FirstParagraph"/>
+              <w:keepNext/>
+              <w:jc w:val="left"/>
+            </w:pPr>
+            <w:r>
+              <w:rPr>
+                <w:b/>
+                <w:bCs/>
+              </w:rPr>
+              <w:t xml:space="preserve">4.  TUJUAN PENELITIAN</w:t>
+            </w:r>
+          </w:p>
+        </w:tc>
+      </w:tr>
+      <w:tr>
+        <w:trPr>
+          <w:cantSplit/>
+        </w:trPr>
+        <w:tc>
+          <w:tcPr/>
+          <w:p>
+            <w:pPr>
+              <w:pStyle w:val="FirstParagraph"/>
+              <w:keepNext/>
+              <w:jc w:val="left"/>
+            </w:pPr>
+            <w:r>
+              <w:t xml:space="preserve">Berisi penjelasan tentang tujuan penelitian (menjawab pernyataan dari bagian rumusan masalah).</w:t>
+            </w:r>
+          </w:p>
+        </w:tc>
+      </w:tr>
+      <w:tr>
+        <w:trPr>
+          <w:cantSplit/>
+        </w:trPr>
+        <w:tc>
+          <w:tcPr/>
+          <w:p>
+            <w:pPr>
+              <w:pStyle w:val="FirstParagraph"/>
+              <w:keepNext/>
+              <w:jc w:val="left"/>
+            </w:pPr>
+            <w:r>
+              <w:rPr>
+                <w:b/>
+                <w:bCs/>
+              </w:rPr>
+              <w:t xml:space="preserve">5.  PENELITIAN TERKAIT</w:t>
+            </w:r>
+          </w:p>
+        </w:tc>
+      </w:tr>
+      <w:tr>
+        <w:trPr>
+          <w:cantSplit/>
+        </w:trPr>
+        <w:tc>
+          <w:tcPr/>
+          <w:p>
+            <w:pPr>
+              <w:pStyle w:val="FirstParagraph"/>
+              <w:keepNext/>
+              <w:jc w:val="left"/>
+            </w:pPr>
+            <w:r>
+              <w:t xml:space="preserve">Cantumkan minimal 10 penelitian terkait/relevan dengan judul penelitian yang akan diajukan, dapat diambil dari jurnal/prosiding. Buatlah kesimpulan dari masing-masing penelitian yang dirujuk serta tunjukkan perbedaan dan persamaan dengan penelitian yang dilakukan, mencakup permasalahan yang diteliti atau metode/algoritma yang digunakan.</w:t>
+            </w:r>
+          </w:p>
+          <w:p>
+            <w:pPr>
+              <w:pStyle w:val="BodyText"/>
+              <w:keepNext/>
+              <w:jc w:val="left"/>
+            </w:pPr>
+            <w:r>
+              <w:t xml:space="preserve">Format penulisan: judul lengkap artikel ilmiah; nama pengarang; nama perguruan tinggi; nama jurnal/prosiding; Vol./Edisi; tahun terbit; dan nomor ISSN.</w:t>
+            </w:r>
+          </w:p>
+          <w:p>
+            <w:pPr>
+              <w:pStyle w:val="BodyText"/>
+              <w:keepNext/>
+              <w:jc w:val="left"/>
+            </w:pPr>
+            <w:r>
+              <w:rPr>
+                <w:b/>
+                <w:bCs/>
+              </w:rPr>
+              <w:t xml:space="preserve">Contoh:</w:t>
+            </w:r>
+            <w:r>
+              <w:rPr>
+                <w:b/>
+                <w:bCs/>
+              </w:rPr>
+              <w:t xml:space="preserve"> </w:t>
+            </w:r>
+            <w:r>
+              <w:rPr>
+                <w:b/>
+                <w:bCs/>
+              </w:rPr>
+              <w:t xml:space="preserve">“PERAN TEKNOLOGI INFORMASI DAN KOMUNIKASI DALAM PENDIDIKAN”</w:t>
+            </w:r>
+            <w:r>
+              <w:rPr>
+                <w:b/>
+                <w:bCs/>
+              </w:rPr>
+              <w:t xml:space="preserve">; Haris Budiman; Universitas Islam Negeri Raden Intan Lampung; Al-Tadzkiyyah: Jurnal Pendidikan Islam; Volume 8 No. I 2017; E-ISSN: 2528-2476.</w:t>
+            </w:r>
+          </w:p>
+          <w:p>
+            <w:pPr>
+              <w:pStyle w:val="BodyText"/>
+              <w:keepNext/>
+              <w:jc w:val="left"/>
+            </w:pPr>
+            <w:r>
+              <w:rPr>
+                <w:b/>
+                <w:bCs/>
+              </w:rPr>
+              <w:t xml:space="preserve">Persamaan: ………………………………   Perbedaan: ………………………………</w:t>
+            </w:r>
+          </w:p>
+        </w:tc>
+      </w:tr>
+      <w:tr>
+        <w:trPr>
+          <w:cantSplit/>
+        </w:trPr>
+        <w:tc>
+          <w:tcPr/>
+          <w:p>
+            <w:pPr>
+              <w:pStyle w:val="FirstParagraph"/>
+              <w:keepNext/>
+              <w:jc w:val="left"/>
+            </w:pPr>
+            <w:r>
+              <w:rPr>
+                <w:b/>
+                <w:bCs/>
+              </w:rPr>
+              <w:t xml:space="preserve">6.  DAFTAR PUSTAKA</w:t>
+            </w:r>
+          </w:p>
+        </w:tc>
+      </w:tr>
+      <w:tr>
+        <w:trPr>
+          <w:cantSplit/>
+        </w:trPr>
+        <w:tc>
+          <w:tcPr/>
+          <w:p>
+            <w:pPr>
+              <w:pStyle w:val="FirstParagraph"/>
+              <w:jc w:val="left"/>
+            </w:pPr>
+            <w:r>
+              <w:t xml:space="preserve">Isi dari bagian ini adalah rujukan dari jurnal yang terkait dengan penelitian yang diusulkan.</w:t>
             </w:r>
           </w:p>
         </w:tc>
@@ -380,11 +1134,8 @@
       </w:pPr>
     </w:p>
     <w:p>
-      <w:pPr>
-        <w:pStyle w:val="Isian"/>
-      </w:pPr>
       <w:r>
-        <w:t xml:space="preserve">2.  LATAR BELAKANG MASALAH</w:t>
+        <w:br w:type="page"/>
       </w:r>
     </w:p>
     <w:tbl>
@@ -406,11 +1157,415 @@
           <w:tcPr/>
           <w:p>
             <w:pPr>
-              <w:pStyle w:val="Compact"/>
+              <w:pStyle w:val="FirstParagraph"/>
+              <w:keepNext/>
+              <w:jc w:val="left"/>
+            </w:pPr>
+            <w:r>
+              <w:rPr>
+                <w:b/>
+                <w:bCs/>
+              </w:rPr>
+              <w:t xml:space="preserve">USULAN JUDUL 3</w:t>
+            </w:r>
+          </w:p>
+        </w:tc>
+      </w:tr>
+      <w:tr>
+        <w:trPr>
+          <w:cantSplit/>
+        </w:trPr>
+        <w:tc>
+          <w:tcPr/>
+          <w:p>
+            <w:pPr>
+              <w:pStyle w:val="FirstParagraph"/>
+              <w:keepNext/>
+              <w:jc w:val="left"/>
+            </w:pPr>
+            <w:r>
+              <w:rPr>
+                <w:b/>
+                <w:bCs/>
+              </w:rPr>
+              <w:t xml:space="preserve">*) Judul ditulis dalam huruf kapital/besar, font Arial 14 tebal (bold), maksimum 15 kata.</w:t>
+            </w:r>
+            <w:r>
+              <w:br/>
+            </w:r>
+            <w:r>
+              <w:t xml:space="preserve"> </w:t>
+            </w:r>
+            <w:r>
+              <w:br/>
+            </w:r>
+            <w:r>
+              <w:t xml:space="preserve">…………………………………………………………………………………</w:t>
+            </w:r>
+            <w:r>
+              <w:br/>
+            </w:r>
+            <w:r>
+              <w:t xml:space="preserve"> </w:t>
+            </w:r>
+            <w:r>
+              <w:br/>
+            </w:r>
+            <w:r>
+              <w:t xml:space="preserve">…………………………………………………………………………………</w:t>
+            </w:r>
+            <w:r>
+              <w:br/>
+            </w:r>
+            <w:r>
+              <w:t xml:space="preserve"> </w:t>
+            </w:r>
+          </w:p>
+        </w:tc>
+      </w:tr>
+      <w:tr>
+        <w:trPr>
+          <w:cantSplit/>
+        </w:trPr>
+        <w:tc>
+          <w:tcPr/>
+          <w:p>
+            <w:pPr>
+              <w:pStyle w:val="FirstParagraph"/>
+              <w:keepNext/>
+              <w:jc w:val="left"/>
+            </w:pPr>
+            <w:r>
+              <w:rPr>
+                <w:b/>
+                <w:bCs/>
+              </w:rPr>
+              <w:t xml:space="preserve">*) Isi kotak 1 s.d. 6 ditulis dalam huruf kecil, font Arial 12 tanpa tebal (bold).</w:t>
+            </w:r>
+          </w:p>
+        </w:tc>
+      </w:tr>
+      <w:tr>
+        <w:trPr>
+          <w:cantSplit/>
+        </w:trPr>
+        <w:tc>
+          <w:tcPr/>
+          <w:p>
+            <w:pPr>
+              <w:pStyle w:val="FirstParagraph"/>
+              <w:keepNext/>
+              <w:jc w:val="left"/>
+            </w:pPr>
+            <w:r>
+              <w:rPr>
+                <w:b/>
+                <w:bCs/>
+              </w:rPr>
+              <w:t xml:space="preserve">1.  OBJEK/TEMPAT PENELITIAN</w:t>
+            </w:r>
+          </w:p>
+        </w:tc>
+      </w:tr>
+      <w:tr>
+        <w:trPr>
+          <w:cantSplit/>
+        </w:trPr>
+        <w:tc>
+          <w:tcPr/>
+          <w:p>
+            <w:pPr>
+              <w:pStyle w:val="Butir"/>
+              <w:keepNext/>
+              <w:numPr>
+                <w:ilvl w:val="0"/>
+                <w:numId w:val="1003"/>
+              </w:numPr>
+              <w:jc w:val="left"/>
+            </w:pPr>
+            <w:r>
+              <w:t xml:space="preserve">Tuliskan dengan jelas objek/tempat penelitian beserta alamatnya.</w:t>
+            </w:r>
+          </w:p>
+          <w:p>
+            <w:pPr>
+              <w:pStyle w:val="Butir"/>
+              <w:keepNext/>
+              <w:numPr>
+                <w:ilvl w:val="0"/>
+                <w:numId w:val="1003"/>
+              </w:numPr>
+              <w:jc w:val="left"/>
+            </w:pPr>
+            <w:r>
+              <w:t xml:space="preserve">Khusus untuk penelitian yang tidak menggunakan objek, tempat penelitian dapat menggunakan alamat</w:t>
+            </w:r>
+            <w:r>
+              <w:t xml:space="preserve"> </w:t>
+            </w:r>
+            <w:r>
+              <w:t xml:space="preserve">“Laboratorium Pemrograman/Laboratorium Robotika/Laboratorium Jaringan UM Buton”</w:t>
+            </w:r>
+            <w:r>
+              <w:t xml:space="preserve">.</w:t>
+            </w:r>
+          </w:p>
+        </w:tc>
+      </w:tr>
+      <w:tr>
+        <w:trPr>
+          <w:cantSplit/>
+        </w:trPr>
+        <w:tc>
+          <w:tcPr/>
+          <w:p>
+            <w:pPr>
+              <w:pStyle w:val="FirstParagraph"/>
+              <w:keepNext/>
+              <w:jc w:val="left"/>
+            </w:pPr>
+            <w:r>
+              <w:rPr>
+                <w:b/>
+                <w:bCs/>
+              </w:rPr>
+              <w:t xml:space="preserve">2.  LATAR BELAKANG MASALAH</w:t>
+            </w:r>
+          </w:p>
+        </w:tc>
+      </w:tr>
+      <w:tr>
+        <w:trPr>
+          <w:cantSplit/>
+        </w:trPr>
+        <w:tc>
+          <w:tcPr/>
+          <w:p>
+            <w:pPr>
+              <w:pStyle w:val="FirstParagraph"/>
+              <w:keepNext/>
               <w:jc w:val="left"/>
             </w:pPr>
             <w:r>
               <w:t xml:space="preserve">Menjelaskan permasalahan yang dihadapi, diuraikan secara jelas, ringkas dan sistematis.</w:t>
+            </w:r>
+          </w:p>
+        </w:tc>
+      </w:tr>
+      <w:tr>
+        <w:trPr>
+          <w:cantSplit/>
+        </w:trPr>
+        <w:tc>
+          <w:tcPr/>
+          <w:p>
+            <w:pPr>
+              <w:pStyle w:val="FirstParagraph"/>
+              <w:keepNext/>
+              <w:jc w:val="left"/>
+            </w:pPr>
+            <w:r>
+              <w:rPr>
+                <w:b/>
+                <w:bCs/>
+              </w:rPr>
+              <w:t xml:space="preserve">3.  RUMUSAN MASALAH</w:t>
+            </w:r>
+          </w:p>
+        </w:tc>
+      </w:tr>
+      <w:tr>
+        <w:trPr>
+          <w:cantSplit/>
+        </w:trPr>
+        <w:tc>
+          <w:tcPr/>
+          <w:p>
+            <w:pPr>
+              <w:pStyle w:val="FirstParagraph"/>
+              <w:keepNext/>
+              <w:jc w:val="left"/>
+            </w:pPr>
+            <w:r>
+              <w:t xml:space="preserve">Berisi penjelasan tentang rumusan masalah yang telah disebutkan di bagian latar belakang, dituliskan dalam bentuk penomoran.</w:t>
+            </w:r>
+          </w:p>
+        </w:tc>
+      </w:tr>
+      <w:tr>
+        <w:trPr>
+          <w:cantSplit/>
+        </w:trPr>
+        <w:tc>
+          <w:tcPr/>
+          <w:p>
+            <w:pPr>
+              <w:pStyle w:val="FirstParagraph"/>
+              <w:keepNext/>
+              <w:jc w:val="left"/>
+            </w:pPr>
+            <w:r>
+              <w:rPr>
+                <w:b/>
+                <w:bCs/>
+              </w:rPr>
+              <w:t xml:space="preserve">4.  TUJUAN PENELITIAN</w:t>
+            </w:r>
+          </w:p>
+        </w:tc>
+      </w:tr>
+      <w:tr>
+        <w:trPr>
+          <w:cantSplit/>
+        </w:trPr>
+        <w:tc>
+          <w:tcPr/>
+          <w:p>
+            <w:pPr>
+              <w:pStyle w:val="FirstParagraph"/>
+              <w:keepNext/>
+              <w:jc w:val="left"/>
+            </w:pPr>
+            <w:r>
+              <w:t xml:space="preserve">Berisi penjelasan tentang tujuan penelitian (menjawab pernyataan dari bagian rumusan masalah).</w:t>
+            </w:r>
+          </w:p>
+        </w:tc>
+      </w:tr>
+      <w:tr>
+        <w:trPr>
+          <w:cantSplit/>
+        </w:trPr>
+        <w:tc>
+          <w:tcPr/>
+          <w:p>
+            <w:pPr>
+              <w:pStyle w:val="FirstParagraph"/>
+              <w:keepNext/>
+              <w:jc w:val="left"/>
+            </w:pPr>
+            <w:r>
+              <w:rPr>
+                <w:b/>
+                <w:bCs/>
+              </w:rPr>
+              <w:t xml:space="preserve">5.  PENELITIAN TERKAIT</w:t>
+            </w:r>
+          </w:p>
+        </w:tc>
+      </w:tr>
+      <w:tr>
+        <w:trPr>
+          <w:cantSplit/>
+        </w:trPr>
+        <w:tc>
+          <w:tcPr/>
+          <w:p>
+            <w:pPr>
+              <w:pStyle w:val="FirstParagraph"/>
+              <w:keepNext/>
+              <w:jc w:val="left"/>
+            </w:pPr>
+            <w:r>
+              <w:t xml:space="preserve">Cantumkan minimal 10 penelitian terkait/relevan dengan judul penelitian yang akan diajukan, dapat diambil dari jurnal/prosiding. Buatlah kesimpulan dari masing-masing penelitian yang dirujuk serta tunjukkan perbedaan dan persamaan dengan penelitian yang dilakukan, mencakup permasalahan yang diteliti atau metode/algoritma yang digunakan.</w:t>
+            </w:r>
+          </w:p>
+          <w:p>
+            <w:pPr>
+              <w:pStyle w:val="BodyText"/>
+              <w:keepNext/>
+              <w:jc w:val="left"/>
+            </w:pPr>
+            <w:r>
+              <w:t xml:space="preserve">Format penulisan: judul lengkap artikel ilmiah; nama pengarang; nama perguruan tinggi; nama jurnal/prosiding; Vol./Edisi; tahun terbit; dan nomor ISSN.</w:t>
+            </w:r>
+          </w:p>
+          <w:p>
+            <w:pPr>
+              <w:pStyle w:val="BodyText"/>
+              <w:keepNext/>
+              <w:jc w:val="left"/>
+            </w:pPr>
+            <w:r>
+              <w:rPr>
+                <w:b/>
+                <w:bCs/>
+              </w:rPr>
+              <w:t xml:space="preserve">Contoh:</w:t>
+            </w:r>
+            <w:r>
+              <w:rPr>
+                <w:b/>
+                <w:bCs/>
+              </w:rPr>
+              <w:t xml:space="preserve"> </w:t>
+            </w:r>
+            <w:r>
+              <w:rPr>
+                <w:b/>
+                <w:bCs/>
+              </w:rPr>
+              <w:t xml:space="preserve">“PERAN TEKNOLOGI INFORMASI DAN KOMUNIKASI DALAM PENDIDIKAN”</w:t>
+            </w:r>
+            <w:r>
+              <w:rPr>
+                <w:b/>
+                <w:bCs/>
+              </w:rPr>
+              <w:t xml:space="preserve">; Haris Budiman; Universitas Islam Negeri Raden Intan Lampung; Al-Tadzkiyyah: Jurnal Pendidikan Islam; Volume 8 No. I 2017; E-ISSN: 2528-2476.</w:t>
+            </w:r>
+          </w:p>
+          <w:p>
+            <w:pPr>
+              <w:pStyle w:val="BodyText"/>
+              <w:keepNext/>
+              <w:jc w:val="left"/>
+            </w:pPr>
+            <w:r>
+              <w:rPr>
+                <w:b/>
+                <w:bCs/>
+              </w:rPr>
+              <w:t xml:space="preserve">Persamaan: ………………………………   Perbedaan: ………………………………</w:t>
+            </w:r>
+          </w:p>
+        </w:tc>
+      </w:tr>
+      <w:tr>
+        <w:trPr>
+          <w:cantSplit/>
+        </w:trPr>
+        <w:tc>
+          <w:tcPr/>
+          <w:p>
+            <w:pPr>
+              <w:pStyle w:val="FirstParagraph"/>
+              <w:keepNext/>
+              <w:jc w:val="left"/>
+            </w:pPr>
+            <w:r>
+              <w:rPr>
+                <w:b/>
+                <w:bCs/>
+              </w:rPr>
+              <w:t xml:space="preserve">6.  DAFTAR PUSTAKA</w:t>
+            </w:r>
+          </w:p>
+        </w:tc>
+      </w:tr>
+      <w:tr>
+        <w:trPr>
+          <w:cantSplit/>
+        </w:trPr>
+        <w:tc>
+          <w:tcPr/>
+          <w:p>
+            <w:pPr>
+              <w:pStyle w:val="FirstParagraph"/>
+              <w:jc w:val="left"/>
+            </w:pPr>
+            <w:r>
+              <w:t xml:space="preserve">Isi dari bagian ini adalah rujukan dari jurnal yang terkait dengan penelitian yang diusulkan.</w:t>
             </w:r>
           </w:p>
         </w:tc>
@@ -423,11 +1578,8 @@
       </w:pPr>
     </w:p>
     <w:p>
-      <w:pPr>
-        <w:pStyle w:val="Isian"/>
-      </w:pPr>
       <w:r>
-        <w:t xml:space="preserve">3.  RUMUSAN MASALAH</w:t>
+        <w:br w:type="page"/>
       </w:r>
     </w:p>
     <w:tbl>
@@ -450,10 +1602,73 @@
           <w:p>
             <w:pPr>
               <w:pStyle w:val="Compact"/>
-              <w:jc w:val="left"/>
-            </w:pPr>
-            <w:r>
-              <w:t xml:space="preserve">Berisi penjelasan tentang rumusan masalah yang telah disebutkan di bagian latar belakang, dituliskan dalam bentuk penomoran.</w:t>
+              <w:keepNext/>
+              <w:jc w:val="left"/>
+            </w:pPr>
+            <w:r>
+              <w:rPr>
+                <w:b/>
+                <w:bCs/>
+              </w:rPr>
+              <w:t xml:space="preserve">HASIL DARI VERIFIKASI</w:t>
+            </w:r>
+          </w:p>
+        </w:tc>
+      </w:tr>
+      <w:tr>
+        <w:trPr>
+          <w:cantSplit/>
+        </w:trPr>
+        <w:tc>
+          <w:tcPr/>
+          <w:p>
+            <w:pPr>
+              <w:pStyle w:val="Compact"/>
+              <w:jc w:val="left"/>
+            </w:pPr>
+            <w:r>
+              <w:rPr>
+                <w:b/>
+                <w:bCs/>
+                <w:u w:val="single"/>
+              </w:rPr>
+              <w:t xml:space="preserve">Diisi oleh Ketua Prodi / Dosen Verifikator Judul Penelitian:</w:t>
+            </w:r>
+            <w:r>
+              <w:br/>
+            </w:r>
+            <w:r>
+              <w:t xml:space="preserve"> </w:t>
+            </w:r>
+            <w:r>
+              <w:br/>
+            </w:r>
+            <w:r>
+              <w:t xml:space="preserve"> </w:t>
+            </w:r>
+            <w:r>
+              <w:br/>
+            </w:r>
+            <w:r>
+              <w:t xml:space="preserve"> </w:t>
+            </w:r>
+            <w:r>
+              <w:br/>
+            </w:r>
+            <w:r>
+              <w:t xml:space="preserve"> </w:t>
+            </w:r>
+            <w:r>
+              <w:br/>
+            </w:r>
+            <w:r>
+              <w:t xml:space="preserve"> </w:t>
+            </w:r>
+            <w:r>
+              <w:br/>
+            </w:r>
+            <w:r>
+              <w:t xml:space="preserve"> </w:t>
             </w:r>
           </w:p>
         </w:tc>
@@ -465,14 +1680,7 @@
         <w:spacing w:before="0" w:after="0" w:line="200" w:lineRule="exact"/>
       </w:pPr>
     </w:p>
-    <w:p>
-      <w:pPr>
-        <w:pStyle w:val="Isian"/>
-      </w:pPr>
-      <w:r>
-        <w:t xml:space="preserve">4.  TUJUAN PENELITIAN</w:t>
-      </w:r>
-    </w:p>
+    <w:p/>
     <w:tbl>
       <w:tblPr>
         <w:tblStyle w:val="Table"/>
@@ -493,1251 +1701,64 @@
           <w:p>
             <w:pPr>
               <w:pStyle w:val="Compact"/>
-              <w:jc w:val="left"/>
-            </w:pPr>
-            <w:r>
-              <w:t xml:space="preserve">Berisi penjelasan tentang tujuan penelitian (menjawab pernyataan dari bagian rumusan masalah).</w:t>
-            </w:r>
-          </w:p>
-        </w:tc>
-      </w:tr>
-    </w:tbl>
-    <w:p>
-      <w:pPr>
-        <w:pStyle w:val="Compact"/>
-        <w:spacing w:before="0" w:after="0" w:line="200" w:lineRule="exact"/>
-      </w:pPr>
-    </w:p>
-    <w:p>
-      <w:pPr>
-        <w:pStyle w:val="Isian"/>
-      </w:pPr>
-      <w:r>
-        <w:t xml:space="preserve">5.  PENELITIAN TERKAIT</w:t>
-      </w:r>
-    </w:p>
-    <w:tbl>
-      <w:tblPr>
-        <w:tblStyle w:val="Table"/>
-        <w:tblW w:type="pct" w:w="5000"/>
-        <w:tblLayout w:type="fixed"/>
-        <w:tblLook w:firstRow="1" w:lastRow="0" w:firstColumn="0" w:lastColumn="0" w:noHBand="0" w:noVBand="0" w:val="0020"/>
-      </w:tblPr>
-      <w:tblGrid>
-        <w:gridCol w:w="7920"/>
-      </w:tblGrid>
-      <w:tr>
-        <w:trPr>
-          <w:cantSplit/>
-          <w:tblHeader w:val="on"/>
-        </w:trPr>
-        <w:tc>
-          <w:tcPr/>
-          <w:p>
-            <w:pPr>
-              <w:pStyle w:val="FirstParagraph"/>
-              <w:jc w:val="left"/>
-            </w:pPr>
-            <w:r>
-              <w:t xml:space="preserve">Cantumkan minimal 10 penelitian terkait/relevan dengan judul penelitian yang akan diajukan, dapat diambil dari jurnal/prosiding.</w:t>
-            </w:r>
-          </w:p>
-          <w:p>
-            <w:pPr>
-              <w:pStyle w:val="BodyText"/>
-              <w:jc w:val="left"/>
-            </w:pPr>
-            <w:r>
-              <w:t xml:space="preserve">Buatlah kesimpulan dari masing-masing penelitian yang dirujuk serta tunjukkan perbedaan dan persamaan dengan penelitian yang dilakukan, mencakup permasalahan yang diteliti atau metode/algoritma yang digunakan.</w:t>
-            </w:r>
-          </w:p>
-          <w:p>
-            <w:pPr>
-              <w:pStyle w:val="BodyText"/>
-              <w:jc w:val="left"/>
-            </w:pPr>
-            <w:r>
-              <w:t xml:space="preserve">Format penulisannya sebagai berikut:</w:t>
-            </w:r>
-          </w:p>
-          <w:p>
-            <w:pPr>
-              <w:pStyle w:val="Butir"/>
-              <w:numPr>
-                <w:ilvl w:val="0"/>
-                <w:numId w:val="1002"/>
-              </w:numPr>
-              <w:jc w:val="left"/>
-            </w:pPr>
-            <w:r>
-              <w:t xml:space="preserve">Untuk jurnal/prosiding: tuliskan judul lengkap artikel ilmiah, nama pengarang, nama perguruan tinggi, nama jurnal/prosiding, Vol./Edisi, tahun terbit dan nomor ISSN.</w:t>
-            </w:r>
-          </w:p>
-          <w:p>
-            <w:pPr>
-              <w:pStyle w:val="FirstParagraph"/>
-              <w:jc w:val="left"/>
-            </w:pPr>
-            <w:r>
-              <w:rPr>
-                <w:b/>
-                <w:bCs/>
-              </w:rPr>
-              <w:t xml:space="preserve">Contoh:</w:t>
-            </w:r>
-          </w:p>
-          <w:p>
-            <w:pPr>
-              <w:pStyle w:val="BodyText"/>
-              <w:jc w:val="left"/>
-            </w:pPr>
-            <w:r>
-              <w:rPr>
-                <w:b/>
-                <w:bCs/>
-              </w:rPr>
-              <w:t xml:space="preserve">“PERAN TEKNOLOGI INFORMASI DAN KOMUNIKASI DALAM PENDIDIKAN”</w:t>
-            </w:r>
-            <w:r>
-              <w:rPr>
-                <w:b/>
-                <w:bCs/>
-              </w:rPr>
-              <w:t xml:space="preserve">; Haris Budiman; Universitas Islam Negeri Raden Intan Lampung; Al-Tadzkiyyah: Jurnal Pendidikan Islam; Volume 8 No. I 2017; E-ISSN: 2528-2476.</w:t>
-            </w:r>
-          </w:p>
-          <w:p>
-            <w:pPr>
-              <w:pStyle w:val="BodyText"/>
-              <w:jc w:val="left"/>
-            </w:pPr>
-            <w:r>
-              <w:rPr>
-                <w:b/>
-                <w:bCs/>
-              </w:rPr>
-              <w:t xml:space="preserve">Persamaan: ………………………………</w:t>
-            </w:r>
-          </w:p>
-          <w:p>
-            <w:pPr>
-              <w:pStyle w:val="BodyText"/>
-              <w:jc w:val="left"/>
-            </w:pPr>
-            <w:r>
-              <w:rPr>
-                <w:b/>
-                <w:bCs/>
-              </w:rPr>
-              <w:t xml:space="preserve">Perbedaan: ………………………………</w:t>
-            </w:r>
-          </w:p>
-        </w:tc>
-      </w:tr>
-    </w:tbl>
-    <w:p>
-      <w:pPr>
-        <w:pStyle w:val="Compact"/>
-        <w:spacing w:before="0" w:after="0" w:line="200" w:lineRule="exact"/>
-      </w:pPr>
-    </w:p>
-    <w:p>
-      <w:pPr>
-        <w:pStyle w:val="Isian"/>
-      </w:pPr>
-      <w:r>
-        <w:t xml:space="preserve">6.  DAFTAR PUSTAKA</w:t>
-      </w:r>
-    </w:p>
-    <w:tbl>
-      <w:tblPr>
-        <w:tblStyle w:val="Table"/>
-        <w:tblW w:type="pct" w:w="5000"/>
-        <w:tblLayout w:type="fixed"/>
-        <w:tblLook w:firstRow="1" w:lastRow="0" w:firstColumn="0" w:lastColumn="0" w:noHBand="0" w:noVBand="0" w:val="0020"/>
-      </w:tblPr>
-      <w:tblGrid>
-        <w:gridCol w:w="7920"/>
-      </w:tblGrid>
-      <w:tr>
-        <w:trPr>
-          <w:cantSplit/>
-          <w:tblHeader w:val="on"/>
-        </w:trPr>
-        <w:tc>
-          <w:tcPr/>
-          <w:p>
-            <w:pPr>
-              <w:pStyle w:val="FirstParagraph"/>
-              <w:jc w:val="left"/>
-            </w:pPr>
-            <w:r>
-              <w:t xml:space="preserve">Isi dari bagian ini adalah rujukan dari jurnal yang terkait dengan penelitian yang diusulkan.</w:t>
-            </w:r>
-          </w:p>
-          <w:p>
-            <w:pPr>
-              <w:pStyle w:val="BodyText"/>
-              <w:jc w:val="left"/>
-            </w:pPr>
+              <w:keepNext/>
+              <w:jc w:val="left"/>
+            </w:pPr>
+            <w:r>
+              <w:rPr>
+                <w:b/>
+                <w:bCs/>
+              </w:rPr>
+              <w:t xml:space="preserve">DOSEN PEMBIMBING (diisi oleh Ketua Prodi)</w:t>
+            </w:r>
+          </w:p>
+        </w:tc>
+      </w:tr>
+      <w:tr>
+        <w:trPr>
+          <w:cantSplit/>
+        </w:trPr>
+        <w:tc>
+          <w:tcPr/>
+          <w:p>
+            <w:pPr>
+              <w:pStyle w:val="Compact"/>
+              <w:jc w:val="left"/>
+            </w:pPr>
+            <w:r>
+              <w:rPr>
+                <w:b/>
+                <w:bCs/>
+              </w:rPr>
+              <w:t xml:space="preserve">PEMBIMBING I :</w:t>
+            </w:r>
+            <w:r>
+              <w:t xml:space="preserve"> </w:t>
+            </w:r>
+            <w:r>
+              <w:t xml:space="preserve">………………………………………………………</w:t>
+            </w:r>
+            <w:r>
+              <w:br/>
+            </w:r>
             <w:r>
               <w:t xml:space="preserve"> </w:t>
             </w:r>
-          </w:p>
-        </w:tc>
-      </w:tr>
-    </w:tbl>
-    <w:p>
-      <w:pPr>
-        <w:pStyle w:val="Compact"/>
-        <w:spacing w:before="0" w:after="0" w:line="200" w:lineRule="exact"/>
-      </w:pPr>
-    </w:p>
-    <w:p>
-      <w:pPr>
-        <w:pStyle w:val="FirstParagraph"/>
-      </w:pPr>
-      <w:r>
-        <w:rPr>
-          <w:b/>
-          <w:bCs/>
-        </w:rPr>
-        <w:t xml:space="preserve">Usulan Judul 2</w:t>
-      </w:r>
-    </w:p>
-    <w:p>
-      <w:pPr>
-        <w:pStyle w:val="BodyText"/>
-      </w:pPr>
-      <w:r>
-        <w:rPr>
-          <w:b/>
-          <w:bCs/>
-        </w:rPr>
-        <w:t xml:space="preserve">*) Judul ditulis dalam huruf kapital/besar menggunakan font Arial 14 bold. Panjang judul maksimum 15 kata.</w:t>
-      </w:r>
-    </w:p>
-    <w:p>
-      <w:pPr>
-        <w:pStyle w:val="BodyText"/>
-      </w:pPr>
-      <w:r>
-        <w:t xml:space="preserve">…………………………………………………………………………………</w:t>
-      </w:r>
-    </w:p>
-    <w:p>
-      <w:pPr>
-        <w:pStyle w:val="BodyText"/>
-      </w:pPr>
-      <w:r>
-        <w:t xml:space="preserve">…………………………………………………………………………………</w:t>
-      </w:r>
-    </w:p>
-    <w:p>
-      <w:pPr>
-        <w:pStyle w:val="BodyText"/>
-      </w:pPr>
-      <w:r>
-        <w:t xml:space="preserve">…………………………………………………………………………………</w:t>
-      </w:r>
-    </w:p>
-    <w:p>
-      <w:pPr>
-        <w:pStyle w:val="BodyText"/>
-      </w:pPr>
-      <w:r>
-        <w:rPr>
-          <w:b/>
-          <w:bCs/>
-        </w:rPr>
-        <w:t xml:space="preserve">*) Untuk isi kotak 1 s.d. 6 di bawah ini ditulis dalam huruf kecil menggunakan font Arial 12 tanpa bold.</w:t>
-      </w:r>
-    </w:p>
-    <w:p>
-      <w:pPr>
-        <w:pStyle w:val="Isian"/>
-      </w:pPr>
-      <w:r>
-        <w:t xml:space="preserve">1.  OBJEK/TEMPAT PENELITIAN</w:t>
-      </w:r>
-    </w:p>
-    <w:tbl>
-      <w:tblPr>
-        <w:tblStyle w:val="Table"/>
-        <w:tblW w:type="pct" w:w="5000"/>
-        <w:tblLayout w:type="fixed"/>
-        <w:tblLook w:firstRow="1" w:lastRow="0" w:firstColumn="0" w:lastColumn="0" w:noHBand="0" w:noVBand="0" w:val="0020"/>
-      </w:tblPr>
-      <w:tblGrid>
-        <w:gridCol w:w="7920"/>
-      </w:tblGrid>
-      <w:tr>
-        <w:trPr>
-          <w:cantSplit/>
-          <w:tblHeader w:val="on"/>
-        </w:trPr>
-        <w:tc>
-          <w:tcPr/>
-          <w:p>
-            <w:pPr>
-              <w:pStyle w:val="Butir"/>
-              <w:numPr>
-                <w:ilvl w:val="0"/>
-                <w:numId w:val="1003"/>
-              </w:numPr>
-              <w:jc w:val="left"/>
-            </w:pPr>
-            <w:r>
-              <w:t xml:space="preserve">Tuliskan dengan jelas objek/tempat penelitian beserta alamatnya.</w:t>
-            </w:r>
-          </w:p>
-          <w:p>
-            <w:pPr>
-              <w:pStyle w:val="Butir"/>
-              <w:numPr>
-                <w:ilvl w:val="0"/>
-                <w:numId w:val="1003"/>
-              </w:numPr>
-              <w:jc w:val="left"/>
-            </w:pPr>
-            <w:r>
-              <w:t xml:space="preserve">Khusus untuk penelitian yang tidak menggunakan objek, tempat penelitian dapat menggunakan alamat</w:t>
+            <w:r>
+              <w:br/>
+            </w:r>
+            <w:r>
+              <w:rPr>
+                <w:b/>
+                <w:bCs/>
+              </w:rPr>
+              <w:t xml:space="preserve">PEMBIMBING II :</w:t>
             </w:r>
             <w:r>
               <w:t xml:space="preserve"> </w:t>
             </w:r>
             <w:r>
-              <w:t xml:space="preserve">“Laboratorium Pemrograman/Laboratorium Robotika/Laboratorium Jaringan UM Buton”</w:t>
-            </w:r>
-            <w:r>
-              <w:t xml:space="preserve">.</w:t>
-            </w:r>
-          </w:p>
-        </w:tc>
-      </w:tr>
-    </w:tbl>
-    <w:p>
-      <w:pPr>
-        <w:pStyle w:val="Compact"/>
-        <w:spacing w:before="0" w:after="0" w:line="200" w:lineRule="exact"/>
-      </w:pPr>
-    </w:p>
-    <w:p>
-      <w:pPr>
-        <w:pStyle w:val="Isian"/>
-      </w:pPr>
-      <w:r>
-        <w:t xml:space="preserve">2.  LATAR BELAKANG MASALAH</w:t>
-      </w:r>
-    </w:p>
-    <w:tbl>
-      <w:tblPr>
-        <w:tblStyle w:val="Table"/>
-        <w:tblW w:type="pct" w:w="5000"/>
-        <w:tblLayout w:type="fixed"/>
-        <w:tblLook w:firstRow="1" w:lastRow="0" w:firstColumn="0" w:lastColumn="0" w:noHBand="0" w:noVBand="0" w:val="0020"/>
-      </w:tblPr>
-      <w:tblGrid>
-        <w:gridCol w:w="7920"/>
-      </w:tblGrid>
-      <w:tr>
-        <w:trPr>
-          <w:cantSplit/>
-          <w:tblHeader w:val="on"/>
-        </w:trPr>
-        <w:tc>
-          <w:tcPr/>
-          <w:p>
-            <w:pPr>
-              <w:pStyle w:val="Compact"/>
-              <w:jc w:val="left"/>
-            </w:pPr>
-            <w:r>
-              <w:t xml:space="preserve">Menjelaskan permasalahan yang dihadapi, diuraikan secara jelas, ringkas dan sistematis.</w:t>
-            </w:r>
-          </w:p>
-        </w:tc>
-      </w:tr>
-    </w:tbl>
-    <w:p>
-      <w:pPr>
-        <w:pStyle w:val="Compact"/>
-        <w:spacing w:before="0" w:after="0" w:line="200" w:lineRule="exact"/>
-      </w:pPr>
-    </w:p>
-    <w:p>
-      <w:pPr>
-        <w:pStyle w:val="Isian"/>
-      </w:pPr>
-      <w:r>
-        <w:t xml:space="preserve">3.  RUMUSAN MASALAH</w:t>
-      </w:r>
-    </w:p>
-    <w:tbl>
-      <w:tblPr>
-        <w:tblStyle w:val="Table"/>
-        <w:tblW w:type="pct" w:w="5000"/>
-        <w:tblLayout w:type="fixed"/>
-        <w:tblLook w:firstRow="1" w:lastRow="0" w:firstColumn="0" w:lastColumn="0" w:noHBand="0" w:noVBand="0" w:val="0020"/>
-      </w:tblPr>
-      <w:tblGrid>
-        <w:gridCol w:w="7920"/>
-      </w:tblGrid>
-      <w:tr>
-        <w:trPr>
-          <w:cantSplit/>
-          <w:tblHeader w:val="on"/>
-        </w:trPr>
-        <w:tc>
-          <w:tcPr/>
-          <w:p>
-            <w:pPr>
-              <w:pStyle w:val="Compact"/>
-              <w:jc w:val="left"/>
-            </w:pPr>
-            <w:r>
-              <w:t xml:space="preserve">Berisi penjelasan tentang rumusan masalah yang telah disebutkan di bagian latar belakang, dituliskan dalam bentuk penomoran.</w:t>
-            </w:r>
-          </w:p>
-        </w:tc>
-      </w:tr>
-    </w:tbl>
-    <w:p>
-      <w:pPr>
-        <w:pStyle w:val="Compact"/>
-        <w:spacing w:before="0" w:after="0" w:line="200" w:lineRule="exact"/>
-      </w:pPr>
-    </w:p>
-    <w:p>
-      <w:pPr>
-        <w:pStyle w:val="Isian"/>
-      </w:pPr>
-      <w:r>
-        <w:t xml:space="preserve">4.  TUJUAN PENELITIAN</w:t>
-      </w:r>
-    </w:p>
-    <w:tbl>
-      <w:tblPr>
-        <w:tblStyle w:val="Table"/>
-        <w:tblW w:type="pct" w:w="5000"/>
-        <w:tblLayout w:type="fixed"/>
-        <w:tblLook w:firstRow="1" w:lastRow="0" w:firstColumn="0" w:lastColumn="0" w:noHBand="0" w:noVBand="0" w:val="0020"/>
-      </w:tblPr>
-      <w:tblGrid>
-        <w:gridCol w:w="7920"/>
-      </w:tblGrid>
-      <w:tr>
-        <w:trPr>
-          <w:cantSplit/>
-          <w:tblHeader w:val="on"/>
-        </w:trPr>
-        <w:tc>
-          <w:tcPr/>
-          <w:p>
-            <w:pPr>
-              <w:pStyle w:val="Compact"/>
-              <w:jc w:val="left"/>
-            </w:pPr>
-            <w:r>
-              <w:t xml:space="preserve">Berisi penjelasan tentang tujuan penelitian (menjawab pernyataan dari bagian rumusan masalah).</w:t>
-            </w:r>
-          </w:p>
-        </w:tc>
-      </w:tr>
-    </w:tbl>
-    <w:p>
-      <w:pPr>
-        <w:pStyle w:val="Compact"/>
-        <w:spacing w:before="0" w:after="0" w:line="200" w:lineRule="exact"/>
-      </w:pPr>
-    </w:p>
-    <w:p>
-      <w:pPr>
-        <w:pStyle w:val="Isian"/>
-      </w:pPr>
-      <w:r>
-        <w:t xml:space="preserve">5.  PENELITIAN TERKAIT</w:t>
-      </w:r>
-    </w:p>
-    <w:tbl>
-      <w:tblPr>
-        <w:tblStyle w:val="Table"/>
-        <w:tblW w:type="pct" w:w="5000"/>
-        <w:tblLayout w:type="fixed"/>
-        <w:tblLook w:firstRow="1" w:lastRow="0" w:firstColumn="0" w:lastColumn="0" w:noHBand="0" w:noVBand="0" w:val="0020"/>
-      </w:tblPr>
-      <w:tblGrid>
-        <w:gridCol w:w="7920"/>
-      </w:tblGrid>
-      <w:tr>
-        <w:trPr>
-          <w:cantSplit/>
-          <w:tblHeader w:val="on"/>
-        </w:trPr>
-        <w:tc>
-          <w:tcPr/>
-          <w:p>
-            <w:pPr>
-              <w:pStyle w:val="FirstParagraph"/>
-              <w:jc w:val="left"/>
-            </w:pPr>
-            <w:r>
-              <w:t xml:space="preserve">Cantumkan minimal 10 penelitian terkait/relevan dengan judul penelitian yang akan diajukan, dapat diambil dari jurnal/prosiding.</w:t>
-            </w:r>
-          </w:p>
-          <w:p>
-            <w:pPr>
-              <w:pStyle w:val="BodyText"/>
-              <w:jc w:val="left"/>
-            </w:pPr>
-            <w:r>
-              <w:t xml:space="preserve">Buatlah kesimpulan dari masing-masing penelitian yang dirujuk serta tunjukkan perbedaan dan persamaan dengan penelitian yang dilakukan, mencakup permasalahan yang diteliti atau metode/algoritma yang digunakan.</w:t>
-            </w:r>
-          </w:p>
-          <w:p>
-            <w:pPr>
-              <w:pStyle w:val="BodyText"/>
-              <w:jc w:val="left"/>
-            </w:pPr>
-            <w:r>
-              <w:t xml:space="preserve">Format penulisannya sebagai berikut:</w:t>
-            </w:r>
-          </w:p>
-          <w:p>
-            <w:pPr>
-              <w:pStyle w:val="Butir"/>
-              <w:numPr>
-                <w:ilvl w:val="0"/>
-                <w:numId w:val="1004"/>
-              </w:numPr>
-              <w:jc w:val="left"/>
-            </w:pPr>
-            <w:r>
-              <w:t xml:space="preserve">Untuk jurnal/prosiding: tuliskan judul lengkap artikel ilmiah, nama pengarang, nama perguruan tinggi, nama jurnal/prosiding, Vol./Edisi, tahun terbit dan nomor ISSN.</w:t>
-            </w:r>
-          </w:p>
-          <w:p>
-            <w:pPr>
-              <w:pStyle w:val="FirstParagraph"/>
-              <w:jc w:val="left"/>
-            </w:pPr>
-            <w:r>
-              <w:rPr>
-                <w:b/>
-                <w:bCs/>
-              </w:rPr>
-              <w:t xml:space="preserve">Contoh:</w:t>
-            </w:r>
-          </w:p>
-          <w:p>
-            <w:pPr>
-              <w:pStyle w:val="BodyText"/>
-              <w:jc w:val="left"/>
-            </w:pPr>
-            <w:r>
-              <w:rPr>
-                <w:b/>
-                <w:bCs/>
-              </w:rPr>
-              <w:t xml:space="preserve">“PERAN TEKNOLOGI INFORMASI DAN KOMUNIKASI DALAM PENDIDIKAN”</w:t>
-            </w:r>
-            <w:r>
-              <w:rPr>
-                <w:b/>
-                <w:bCs/>
-              </w:rPr>
-              <w:t xml:space="preserve">; Haris Budiman; Universitas Islam Negeri Raden Intan Lampung; Al-Tadzkiyyah: Jurnal Pendidikan Islam; Volume 8 No. I 2017; E-ISSN: 2528-2476.</w:t>
-            </w:r>
-          </w:p>
-          <w:p>
-            <w:pPr>
-              <w:pStyle w:val="BodyText"/>
-              <w:jc w:val="left"/>
-            </w:pPr>
-            <w:r>
-              <w:rPr>
-                <w:b/>
-                <w:bCs/>
-              </w:rPr>
-              <w:t xml:space="preserve">Persamaan: ………………………………</w:t>
-            </w:r>
-          </w:p>
-          <w:p>
-            <w:pPr>
-              <w:pStyle w:val="BodyText"/>
-              <w:jc w:val="left"/>
-            </w:pPr>
-            <w:r>
-              <w:rPr>
-                <w:b/>
-                <w:bCs/>
-              </w:rPr>
-              <w:t xml:space="preserve">Perbedaan: ………………………………</w:t>
-            </w:r>
-          </w:p>
-        </w:tc>
-      </w:tr>
-    </w:tbl>
-    <w:p>
-      <w:pPr>
-        <w:pStyle w:val="Compact"/>
-        <w:spacing w:before="0" w:after="0" w:line="200" w:lineRule="exact"/>
-      </w:pPr>
-    </w:p>
-    <w:p>
-      <w:pPr>
-        <w:pStyle w:val="Isian"/>
-      </w:pPr>
-      <w:r>
-        <w:t xml:space="preserve">6.  DAFTAR PUSTAKA</w:t>
-      </w:r>
-    </w:p>
-    <w:tbl>
-      <w:tblPr>
-        <w:tblStyle w:val="Table"/>
-        <w:tblW w:type="pct" w:w="5000"/>
-        <w:tblLayout w:type="fixed"/>
-        <w:tblLook w:firstRow="1" w:lastRow="0" w:firstColumn="0" w:lastColumn="0" w:noHBand="0" w:noVBand="0" w:val="0020"/>
-      </w:tblPr>
-      <w:tblGrid>
-        <w:gridCol w:w="7920"/>
-      </w:tblGrid>
-      <w:tr>
-        <w:trPr>
-          <w:cantSplit/>
-          <w:tblHeader w:val="on"/>
-        </w:trPr>
-        <w:tc>
-          <w:tcPr/>
-          <w:p>
-            <w:pPr>
-              <w:pStyle w:val="FirstParagraph"/>
-              <w:jc w:val="left"/>
-            </w:pPr>
-            <w:r>
-              <w:t xml:space="preserve">Isi dari bagian ini adalah rujukan dari jurnal yang terkait dengan penelitian yang diusulkan.</w:t>
-            </w:r>
-          </w:p>
-          <w:p>
-            <w:pPr>
-              <w:pStyle w:val="BodyText"/>
-              <w:jc w:val="left"/>
-            </w:pPr>
-            <w:r>
-              <w:t xml:space="preserve"> </w:t>
-            </w:r>
-          </w:p>
-        </w:tc>
-      </w:tr>
-    </w:tbl>
-    <w:p>
-      <w:pPr>
-        <w:pStyle w:val="Compact"/>
-        <w:spacing w:before="0" w:after="0" w:line="200" w:lineRule="exact"/>
-      </w:pPr>
-    </w:p>
-    <w:p>
-      <w:pPr>
-        <w:pStyle w:val="FirstParagraph"/>
-      </w:pPr>
-      <w:r>
-        <w:rPr>
-          <w:b/>
-          <w:bCs/>
-        </w:rPr>
-        <w:t xml:space="preserve">Usulan Judul 3</w:t>
-      </w:r>
-    </w:p>
-    <w:p>
-      <w:pPr>
-        <w:pStyle w:val="BodyText"/>
-      </w:pPr>
-      <w:r>
-        <w:rPr>
-          <w:b/>
-          <w:bCs/>
-        </w:rPr>
-        <w:t xml:space="preserve">*) Judul ditulis dalam huruf kapital/besar menggunakan font Arial 14 bold. Panjang judul maksimum 15 kata.</w:t>
-      </w:r>
-    </w:p>
-    <w:p>
-      <w:pPr>
-        <w:pStyle w:val="BodyText"/>
-      </w:pPr>
-      <w:r>
-        <w:t xml:space="preserve">…………………………………………………………………………………</w:t>
-      </w:r>
-    </w:p>
-    <w:p>
-      <w:pPr>
-        <w:pStyle w:val="BodyText"/>
-      </w:pPr>
-      <w:r>
-        <w:t xml:space="preserve">…………………………………………………………………………………</w:t>
-      </w:r>
-    </w:p>
-    <w:p>
-      <w:pPr>
-        <w:pStyle w:val="BodyText"/>
-      </w:pPr>
-      <w:r>
-        <w:t xml:space="preserve">…………………………………………………………………………………</w:t>
-      </w:r>
-    </w:p>
-    <w:p>
-      <w:pPr>
-        <w:pStyle w:val="BodyText"/>
-      </w:pPr>
-      <w:r>
-        <w:rPr>
-          <w:b/>
-          <w:bCs/>
-        </w:rPr>
-        <w:t xml:space="preserve">*) Untuk isi kotak 1 s.d. 6 di bawah ini ditulis dalam huruf kecil menggunakan font Arial 12 tanpa bold.</w:t>
-      </w:r>
-    </w:p>
-    <w:p>
-      <w:pPr>
-        <w:pStyle w:val="Isian"/>
-      </w:pPr>
-      <w:r>
-        <w:t xml:space="preserve">1.  OBJEK/TEMPAT PENELITIAN</w:t>
-      </w:r>
-    </w:p>
-    <w:tbl>
-      <w:tblPr>
-        <w:tblStyle w:val="Table"/>
-        <w:tblW w:type="pct" w:w="5000"/>
-        <w:tblLayout w:type="fixed"/>
-        <w:tblLook w:firstRow="1" w:lastRow="0" w:firstColumn="0" w:lastColumn="0" w:noHBand="0" w:noVBand="0" w:val="0020"/>
-      </w:tblPr>
-      <w:tblGrid>
-        <w:gridCol w:w="7920"/>
-      </w:tblGrid>
-      <w:tr>
-        <w:trPr>
-          <w:cantSplit/>
-          <w:tblHeader w:val="on"/>
-        </w:trPr>
-        <w:tc>
-          <w:tcPr/>
-          <w:p>
-            <w:pPr>
-              <w:pStyle w:val="Butir"/>
-              <w:numPr>
-                <w:ilvl w:val="0"/>
-                <w:numId w:val="1005"/>
-              </w:numPr>
-              <w:jc w:val="left"/>
-            </w:pPr>
-            <w:r>
-              <w:t xml:space="preserve">Tuliskan dengan jelas objek/tempat penelitian beserta alamatnya.</w:t>
-            </w:r>
-          </w:p>
-          <w:p>
-            <w:pPr>
-              <w:pStyle w:val="Butir"/>
-              <w:numPr>
-                <w:ilvl w:val="0"/>
-                <w:numId w:val="1005"/>
-              </w:numPr>
-              <w:jc w:val="left"/>
-            </w:pPr>
-            <w:r>
-              <w:t xml:space="preserve">Khusus untuk penelitian yang tidak menggunakan objek, tempat penelitian dapat menggunakan alamat</w:t>
-            </w:r>
-            <w:r>
-              <w:t xml:space="preserve"> </w:t>
-            </w:r>
-            <w:r>
-              <w:t xml:space="preserve">“Laboratorium Pemrograman/Laboratorium Robotika/Laboratorium Jaringan UM Buton”</w:t>
-            </w:r>
-            <w:r>
-              <w:t xml:space="preserve">.</w:t>
-            </w:r>
-          </w:p>
-        </w:tc>
-      </w:tr>
-    </w:tbl>
-    <w:p>
-      <w:pPr>
-        <w:pStyle w:val="Compact"/>
-        <w:spacing w:before="0" w:after="0" w:line="200" w:lineRule="exact"/>
-      </w:pPr>
-    </w:p>
-    <w:p>
-      <w:pPr>
-        <w:pStyle w:val="Isian"/>
-      </w:pPr>
-      <w:r>
-        <w:t xml:space="preserve">2.  LATAR BELAKANG MASALAH</w:t>
-      </w:r>
-    </w:p>
-    <w:tbl>
-      <w:tblPr>
-        <w:tblStyle w:val="Table"/>
-        <w:tblW w:type="pct" w:w="5000"/>
-        <w:tblLayout w:type="fixed"/>
-        <w:tblLook w:firstRow="1" w:lastRow="0" w:firstColumn="0" w:lastColumn="0" w:noHBand="0" w:noVBand="0" w:val="0020"/>
-      </w:tblPr>
-      <w:tblGrid>
-        <w:gridCol w:w="7920"/>
-      </w:tblGrid>
-      <w:tr>
-        <w:trPr>
-          <w:cantSplit/>
-          <w:tblHeader w:val="on"/>
-        </w:trPr>
-        <w:tc>
-          <w:tcPr/>
-          <w:p>
-            <w:pPr>
-              <w:pStyle w:val="Compact"/>
-              <w:jc w:val="left"/>
-            </w:pPr>
-            <w:r>
-              <w:t xml:space="preserve">Menjelaskan permasalahan yang dihadapi, diuraikan secara jelas, ringkas dan sistematis.</w:t>
-            </w:r>
-          </w:p>
-        </w:tc>
-      </w:tr>
-    </w:tbl>
-    <w:p>
-      <w:pPr>
-        <w:pStyle w:val="Compact"/>
-        <w:spacing w:before="0" w:after="0" w:line="200" w:lineRule="exact"/>
-      </w:pPr>
-    </w:p>
-    <w:p>
-      <w:pPr>
-        <w:pStyle w:val="Isian"/>
-      </w:pPr>
-      <w:r>
-        <w:t xml:space="preserve">3.  RUMUSAN MASALAH</w:t>
-      </w:r>
-    </w:p>
-    <w:tbl>
-      <w:tblPr>
-        <w:tblStyle w:val="Table"/>
-        <w:tblW w:type="pct" w:w="5000"/>
-        <w:tblLayout w:type="fixed"/>
-        <w:tblLook w:firstRow="1" w:lastRow="0" w:firstColumn="0" w:lastColumn="0" w:noHBand="0" w:noVBand="0" w:val="0020"/>
-      </w:tblPr>
-      <w:tblGrid>
-        <w:gridCol w:w="7920"/>
-      </w:tblGrid>
-      <w:tr>
-        <w:trPr>
-          <w:cantSplit/>
-          <w:tblHeader w:val="on"/>
-        </w:trPr>
-        <w:tc>
-          <w:tcPr/>
-          <w:p>
-            <w:pPr>
-              <w:pStyle w:val="Compact"/>
-              <w:jc w:val="left"/>
-            </w:pPr>
-            <w:r>
-              <w:t xml:space="preserve">Berisi penjelasan tentang rumusan masalah yang telah disebutkan di bagian latar belakang, dituliskan dalam bentuk penomoran.</w:t>
-            </w:r>
-          </w:p>
-        </w:tc>
-      </w:tr>
-    </w:tbl>
-    <w:p>
-      <w:pPr>
-        <w:pStyle w:val="Compact"/>
-        <w:spacing w:before="0" w:after="0" w:line="200" w:lineRule="exact"/>
-      </w:pPr>
-    </w:p>
-    <w:p>
-      <w:pPr>
-        <w:pStyle w:val="Isian"/>
-      </w:pPr>
-      <w:r>
-        <w:t xml:space="preserve">4.  TUJUAN PENELITIAN</w:t>
-      </w:r>
-    </w:p>
-    <w:tbl>
-      <w:tblPr>
-        <w:tblStyle w:val="Table"/>
-        <w:tblW w:type="pct" w:w="5000"/>
-        <w:tblLayout w:type="fixed"/>
-        <w:tblLook w:firstRow="1" w:lastRow="0" w:firstColumn="0" w:lastColumn="0" w:noHBand="0" w:noVBand="0" w:val="0020"/>
-      </w:tblPr>
-      <w:tblGrid>
-        <w:gridCol w:w="7920"/>
-      </w:tblGrid>
-      <w:tr>
-        <w:trPr>
-          <w:cantSplit/>
-          <w:tblHeader w:val="on"/>
-        </w:trPr>
-        <w:tc>
-          <w:tcPr/>
-          <w:p>
-            <w:pPr>
-              <w:pStyle w:val="Compact"/>
-              <w:jc w:val="left"/>
-            </w:pPr>
-            <w:r>
-              <w:t xml:space="preserve">Berisi penjelasan tentang tujuan penelitian (menjawab pernyataan dari bagian rumusan masalah).</w:t>
-            </w:r>
-          </w:p>
-        </w:tc>
-      </w:tr>
-    </w:tbl>
-    <w:p>
-      <w:pPr>
-        <w:pStyle w:val="Compact"/>
-        <w:spacing w:before="0" w:after="0" w:line="200" w:lineRule="exact"/>
-      </w:pPr>
-    </w:p>
-    <w:p>
-      <w:pPr>
-        <w:pStyle w:val="Isian"/>
-      </w:pPr>
-      <w:r>
-        <w:t xml:space="preserve">5.  PENELITIAN TERKAIT</w:t>
-      </w:r>
-    </w:p>
-    <w:tbl>
-      <w:tblPr>
-        <w:tblStyle w:val="Table"/>
-        <w:tblW w:type="pct" w:w="5000"/>
-        <w:tblLayout w:type="fixed"/>
-        <w:tblLook w:firstRow="1" w:lastRow="0" w:firstColumn="0" w:lastColumn="0" w:noHBand="0" w:noVBand="0" w:val="0020"/>
-      </w:tblPr>
-      <w:tblGrid>
-        <w:gridCol w:w="7920"/>
-      </w:tblGrid>
-      <w:tr>
-        <w:trPr>
-          <w:cantSplit/>
-          <w:tblHeader w:val="on"/>
-        </w:trPr>
-        <w:tc>
-          <w:tcPr/>
-          <w:p>
-            <w:pPr>
-              <w:pStyle w:val="FirstParagraph"/>
-              <w:jc w:val="left"/>
-            </w:pPr>
-            <w:r>
-              <w:t xml:space="preserve">Cantumkan minimal 10 penelitian terkait/relevan dengan judul penelitian yang akan diajukan, dapat diambil dari jurnal/prosiding.</w:t>
-            </w:r>
-          </w:p>
-          <w:p>
-            <w:pPr>
-              <w:pStyle w:val="BodyText"/>
-              <w:jc w:val="left"/>
-            </w:pPr>
-            <w:r>
-              <w:t xml:space="preserve">Buatlah kesimpulan dari masing-masing penelitian yang dirujuk serta tunjukkan perbedaan dan persamaan dengan penelitian yang dilakukan, mencakup permasalahan yang diteliti atau metode/algoritma yang digunakan.</w:t>
-            </w:r>
-          </w:p>
-          <w:p>
-            <w:pPr>
-              <w:pStyle w:val="BodyText"/>
-              <w:jc w:val="left"/>
-            </w:pPr>
-            <w:r>
-              <w:t xml:space="preserve">Format penulisannya sebagai berikut:</w:t>
-            </w:r>
-          </w:p>
-          <w:p>
-            <w:pPr>
-              <w:pStyle w:val="Butir"/>
-              <w:numPr>
-                <w:ilvl w:val="0"/>
-                <w:numId w:val="1006"/>
-              </w:numPr>
-              <w:jc w:val="left"/>
-            </w:pPr>
-            <w:r>
-              <w:t xml:space="preserve">Untuk jurnal/prosiding: tuliskan judul lengkap artikel ilmiah, nama pengarang, nama perguruan tinggi, nama jurnal/prosiding, Vol./Edisi, tahun terbit dan nomor ISSN.</w:t>
-            </w:r>
-          </w:p>
-          <w:p>
-            <w:pPr>
-              <w:pStyle w:val="FirstParagraph"/>
-              <w:jc w:val="left"/>
-            </w:pPr>
-            <w:r>
-              <w:rPr>
-                <w:b/>
-                <w:bCs/>
-              </w:rPr>
-              <w:t xml:space="preserve">Contoh:</w:t>
-            </w:r>
-          </w:p>
-          <w:p>
-            <w:pPr>
-              <w:pStyle w:val="BodyText"/>
-              <w:jc w:val="left"/>
-            </w:pPr>
-            <w:r>
-              <w:rPr>
-                <w:b/>
-                <w:bCs/>
-              </w:rPr>
-              <w:t xml:space="preserve">“PERAN TEKNOLOGI INFORMASI DAN KOMUNIKASI DALAM PENDIDIKAN”</w:t>
-            </w:r>
-            <w:r>
-              <w:rPr>
-                <w:b/>
-                <w:bCs/>
-              </w:rPr>
-              <w:t xml:space="preserve">; Haris Budiman; Universitas Islam Negeri Raden Intan Lampung; Al-Tadzkiyyah: Jurnal Pendidikan Islam; Volume 8 No. I 2017; E-ISSN: 2528-2476.</w:t>
-            </w:r>
-          </w:p>
-          <w:p>
-            <w:pPr>
-              <w:pStyle w:val="BodyText"/>
-              <w:jc w:val="left"/>
-            </w:pPr>
-            <w:r>
-              <w:rPr>
-                <w:b/>
-                <w:bCs/>
-              </w:rPr>
-              <w:t xml:space="preserve">Persamaan: ………………………………</w:t>
-            </w:r>
-          </w:p>
-          <w:p>
-            <w:pPr>
-              <w:pStyle w:val="BodyText"/>
-              <w:jc w:val="left"/>
-            </w:pPr>
-            <w:r>
-              <w:rPr>
-                <w:b/>
-                <w:bCs/>
-              </w:rPr>
-              <w:t xml:space="preserve">Perbedaan: ………………………………</w:t>
-            </w:r>
-          </w:p>
-        </w:tc>
-      </w:tr>
-    </w:tbl>
-    <w:p>
-      <w:pPr>
-        <w:pStyle w:val="Compact"/>
-        <w:spacing w:before="0" w:after="0" w:line="200" w:lineRule="exact"/>
-      </w:pPr>
-    </w:p>
-    <w:p>
-      <w:pPr>
-        <w:pStyle w:val="Isian"/>
-      </w:pPr>
-      <w:r>
-        <w:t xml:space="preserve">6.  DAFTAR PUSTAKA</w:t>
-      </w:r>
-    </w:p>
-    <w:tbl>
-      <w:tblPr>
-        <w:tblStyle w:val="Table"/>
-        <w:tblW w:type="pct" w:w="5000"/>
-        <w:tblLayout w:type="fixed"/>
-        <w:tblLook w:firstRow="1" w:lastRow="0" w:firstColumn="0" w:lastColumn="0" w:noHBand="0" w:noVBand="0" w:val="0020"/>
-      </w:tblPr>
-      <w:tblGrid>
-        <w:gridCol w:w="7920"/>
-      </w:tblGrid>
-      <w:tr>
-        <w:trPr>
-          <w:cantSplit/>
-          <w:tblHeader w:val="on"/>
-        </w:trPr>
-        <w:tc>
-          <w:tcPr/>
-          <w:p>
-            <w:pPr>
-              <w:pStyle w:val="FirstParagraph"/>
-              <w:jc w:val="left"/>
-            </w:pPr>
-            <w:r>
-              <w:t xml:space="preserve">Isi dari bagian ini adalah rujukan dari jurnal yang terkait dengan penelitian yang diusulkan.</w:t>
-            </w:r>
-          </w:p>
-          <w:p>
-            <w:pPr>
-              <w:pStyle w:val="BodyText"/>
-              <w:jc w:val="left"/>
-            </w:pPr>
-            <w:r>
-              <w:t xml:space="preserve"> </w:t>
-            </w:r>
-          </w:p>
-        </w:tc>
-      </w:tr>
-    </w:tbl>
-    <w:p>
-      <w:pPr>
-        <w:pStyle w:val="Compact"/>
-        <w:spacing w:before="0" w:after="0" w:line="200" w:lineRule="exact"/>
-      </w:pPr>
-    </w:p>
-    <w:p>
-      <w:r>
-        <w:br w:type="page"/>
-      </w:r>
-    </w:p>
-    <w:p>
-      <w:pPr>
-        <w:pStyle w:val="FirstParagraph"/>
-      </w:pPr>
-      <w:r>
-        <w:rPr>
-          <w:b/>
-          <w:bCs/>
-        </w:rPr>
-        <w:t xml:space="preserve">HASIL DARI VERIFIKASI:</w:t>
-      </w:r>
-    </w:p>
-    <w:tbl>
-      <w:tblPr>
-        <w:tblStyle w:val="Table"/>
-        <w:tblW w:type="pct" w:w="5000"/>
-        <w:tblLayout w:type="fixed"/>
-        <w:tblLook w:firstRow="1" w:lastRow="0" w:firstColumn="0" w:lastColumn="0" w:noHBand="0" w:noVBand="0" w:val="0020"/>
-      </w:tblPr>
-      <w:tblGrid>
-        <w:gridCol w:w="7920"/>
-      </w:tblGrid>
-      <w:tr>
-        <w:trPr>
-          <w:cantSplit/>
-          <w:tblHeader w:val="on"/>
-        </w:trPr>
-        <w:tc>
-          <w:tcPr/>
-          <w:p>
-            <w:pPr>
-              <w:pStyle w:val="Compact"/>
-              <w:jc w:val="left"/>
-            </w:pPr>
-            <w:r>
-              <w:rPr>
-                <w:b/>
-                <w:bCs/>
-                <w:u w:val="single"/>
-              </w:rPr>
-              <w:t xml:space="preserve">Di isi oleh Ka. Prodi / Dosen Verifikator Judul Penelitian:</w:t>
-            </w:r>
-            <w:r>
-              <w:br/>
-            </w:r>
-            <w:r>
-              <w:t xml:space="preserve"> </w:t>
-            </w:r>
-            <w:r>
-              <w:br/>
-            </w:r>
-            <w:r>
-              <w:t xml:space="preserve"> </w:t>
-            </w:r>
-            <w:r>
-              <w:br/>
-            </w:r>
-            <w:r>
-              <w:t xml:space="preserve"> </w:t>
-            </w:r>
-            <w:r>
-              <w:br/>
-            </w:r>
-            <w:r>
-              <w:t xml:space="preserve"> </w:t>
-            </w:r>
-            <w:r>
-              <w:br/>
-            </w:r>
-            <w:r>
-              <w:t xml:space="preserve"> </w:t>
-            </w:r>
-          </w:p>
-        </w:tc>
-      </w:tr>
-    </w:tbl>
-    <w:p>
-      <w:pPr>
-        <w:pStyle w:val="Compact"/>
-        <w:spacing w:before="0" w:after="0" w:line="200" w:lineRule="exact"/>
-      </w:pPr>
-    </w:p>
-    <w:p>
-      <w:pPr>
-        <w:pStyle w:val="FirstParagraph"/>
-      </w:pPr>
-      <w:r>
-        <w:rPr>
-          <w:b/>
-          <w:bCs/>
-        </w:rPr>
-        <w:t xml:space="preserve">Dosen Pembimbing: Di isi oleh Ketua Prodi</w:t>
-      </w:r>
-    </w:p>
-    <w:tbl>
-      <w:tblPr>
-        <w:tblStyle w:val="Table"/>
-        <w:tblW w:type="pct" w:w="5000"/>
-        <w:tblLayout w:type="fixed"/>
-        <w:tblLook w:firstRow="1" w:lastRow="0" w:firstColumn="0" w:lastColumn="0" w:noHBand="0" w:noVBand="0" w:val="0020"/>
-      </w:tblPr>
-      <w:tblGrid>
-        <w:gridCol w:w="7920"/>
-      </w:tblGrid>
-      <w:tr>
-        <w:trPr>
-          <w:cantSplit/>
-          <w:tblHeader w:val="on"/>
-        </w:trPr>
-        <w:tc>
-          <w:tcPr/>
-          <w:p>
-            <w:pPr>
-              <w:pStyle w:val="Compact"/>
-              <w:jc w:val="left"/>
-            </w:pPr>
-            <w:r>
-              <w:rPr>
-                <w:b/>
-                <w:bCs/>
-                <w:u w:val="single"/>
-              </w:rPr>
-              <w:t xml:space="preserve">PEMBIMBING I</w:t>
-            </w:r>
-            <w:r>
-              <w:rPr>
-                <w:b/>
-                <w:bCs/>
-              </w:rPr>
-              <w:t xml:space="preserve"> : ………………………………………………</w:t>
-            </w:r>
-            <w:r>
-              <w:br/>
-            </w:r>
-            <w:r>
-              <w:t xml:space="preserve"> </w:t>
-            </w:r>
-            <w:r>
-              <w:br/>
-            </w:r>
-            <w:r>
-              <w:rPr>
-                <w:b/>
-                <w:bCs/>
-                <w:u w:val="single"/>
-              </w:rPr>
-              <w:t xml:space="preserve">PEMBIMBING II</w:t>
-            </w:r>
-            <w:r>
-              <w:rPr>
-                <w:b/>
-                <w:bCs/>
-              </w:rPr>
-              <w:t xml:space="preserve"> : ………………………………………………</w:t>
+              <w:t xml:space="preserve">………………………………………………………</w:t>
             </w:r>
           </w:p>
         </w:tc>
@@ -1777,6 +1798,14 @@
           <w:bCs/>
         </w:rPr>
         <w:t xml:space="preserve">KETUA PRODI</w:t>
+      </w:r>
+    </w:p>
+    <w:p>
+      <w:pPr>
+        <w:pStyle w:val="Kanan"/>
+      </w:pPr>
+      <w:r>
+        <w:t xml:space="preserve"> </w:t>
       </w:r>
     </w:p>
     <w:p>
@@ -2049,91 +2078,6 @@
       </w:rPr>
     </w:lvl>
   </w:abstractNum>
-  <w:abstractNum w:abstractNumId="99201">
-    <w:nsid w:val="00A99201"/>
-    <w:multiLevelType w:val="multilevel"/>
-    <w:lvl w:ilvl="0">
-      <w:start w:val="1"/>
-      <w:numFmt w:val="decimal"/>
-      <w:lvlText w:val="%1."/>
-      <w:lvlJc w:val="left"/>
-      <w:pPr>
-        <w:ind w:left="720" w:hanging="360"/>
-      </w:pPr>
-    </w:lvl>
-    <w:lvl w:ilvl="1">
-      <w:start w:val="1"/>
-      <w:numFmt w:val="lowerLetter"/>
-      <w:lvlText w:val="%2."/>
-      <w:lvlJc w:val="left"/>
-      <w:pPr>
-        <w:ind w:left="1440" w:hanging="360"/>
-      </w:pPr>
-    </w:lvl>
-    <w:lvl w:ilvl="2">
-      <w:start w:val="1"/>
-      <w:numFmt w:val="lowerRoman"/>
-      <w:lvlText w:val="%3."/>
-      <w:lvlJc w:val="left"/>
-      <w:pPr>
-        <w:ind w:left="2160" w:hanging="360"/>
-      </w:pPr>
-    </w:lvl>
-    <w:lvl w:ilvl="3">
-      <w:start w:val="1"/>
-      <w:numFmt w:val="decimal"/>
-      <w:lvlText w:val="%4."/>
-      <w:lvlJc w:val="left"/>
-      <w:pPr>
-        <w:ind w:left="2880" w:hanging="360"/>
-      </w:pPr>
-    </w:lvl>
-    <w:lvl w:ilvl="4">
-      <w:start w:val="1"/>
-      <w:numFmt w:val="lowerLetter"/>
-      <w:lvlText w:val="%5."/>
-      <w:lvlJc w:val="left"/>
-      <w:pPr>
-        <w:ind w:left="3600" w:hanging="360"/>
-      </w:pPr>
-    </w:lvl>
-    <w:lvl w:ilvl="5">
-      <w:start w:val="1"/>
-      <w:numFmt w:val="lowerRoman"/>
-      <w:lvlText w:val="%6."/>
-      <w:lvlJc w:val="left"/>
-      <w:pPr>
-        <w:ind w:left="4320" w:hanging="360"/>
-      </w:pPr>
-    </w:lvl>
-    <w:lvl w:ilvl="6">
-      <w:start w:val="1"/>
-      <w:numFmt w:val="decimal"/>
-      <w:lvlText w:val="%7."/>
-      <w:lvlJc w:val="left"/>
-      <w:pPr>
-        <w:ind w:left="5040" w:hanging="360"/>
-      </w:pPr>
-    </w:lvl>
-    <w:lvl w:ilvl="7">
-      <w:start w:val="1"/>
-      <w:numFmt w:val="lowerLetter"/>
-      <w:lvlText w:val="%8."/>
-      <w:lvlJc w:val="left"/>
-      <w:pPr>
-        <w:ind w:left="5760" w:hanging="360"/>
-      </w:pPr>
-    </w:lvl>
-    <w:lvl w:ilvl="8">
-      <w:start w:val="1"/>
-      <w:numFmt w:val="lowerRoman"/>
-      <w:lvlText w:val="%9."/>
-      <w:lvlJc w:val="left"/>
-      <w:pPr>
-        <w:ind w:left="6480" w:hanging="360"/>
-      </w:pPr>
-    </w:lvl>
-  </w:abstractNum>
   <w:num w:numId="1000">
     <w:abstractNumId w:val="990"/>
   </w:num>
@@ -2141,100 +2085,10 @@
     <w:abstractNumId w:val="991"/>
   </w:num>
   <w:num w:numId="1002">
-    <w:abstractNumId w:val="99201"/>
-    <w:lvlOverride w:ilvl="0">
-      <w:startOverride w:val="1"/>
-    </w:lvlOverride>
-    <w:lvlOverride w:ilvl="1">
-      <w:startOverride w:val="1"/>
-    </w:lvlOverride>
-    <w:lvlOverride w:ilvl="2">
-      <w:startOverride w:val="1"/>
-    </w:lvlOverride>
-    <w:lvlOverride w:ilvl="3">
-      <w:startOverride w:val="1"/>
-    </w:lvlOverride>
-    <w:lvlOverride w:ilvl="4">
-      <w:startOverride w:val="1"/>
-    </w:lvlOverride>
-    <w:lvlOverride w:ilvl="5">
-      <w:startOverride w:val="1"/>
-    </w:lvlOverride>
-    <w:lvlOverride w:ilvl="6">
-      <w:startOverride w:val="1"/>
-    </w:lvlOverride>
-    <w:lvlOverride w:ilvl="7">
-      <w:startOverride w:val="1"/>
-    </w:lvlOverride>
-    <w:lvlOverride w:ilvl="8">
-      <w:startOverride w:val="1"/>
-    </w:lvlOverride>
+    <w:abstractNumId w:val="991"/>
   </w:num>
   <w:num w:numId="1003">
     <w:abstractNumId w:val="991"/>
-  </w:num>
-  <w:num w:numId="1004">
-    <w:abstractNumId w:val="99201"/>
-    <w:lvlOverride w:ilvl="0">
-      <w:startOverride w:val="1"/>
-    </w:lvlOverride>
-    <w:lvlOverride w:ilvl="1">
-      <w:startOverride w:val="1"/>
-    </w:lvlOverride>
-    <w:lvlOverride w:ilvl="2">
-      <w:startOverride w:val="1"/>
-    </w:lvlOverride>
-    <w:lvlOverride w:ilvl="3">
-      <w:startOverride w:val="1"/>
-    </w:lvlOverride>
-    <w:lvlOverride w:ilvl="4">
-      <w:startOverride w:val="1"/>
-    </w:lvlOverride>
-    <w:lvlOverride w:ilvl="5">
-      <w:startOverride w:val="1"/>
-    </w:lvlOverride>
-    <w:lvlOverride w:ilvl="6">
-      <w:startOverride w:val="1"/>
-    </w:lvlOverride>
-    <w:lvlOverride w:ilvl="7">
-      <w:startOverride w:val="1"/>
-    </w:lvlOverride>
-    <w:lvlOverride w:ilvl="8">
-      <w:startOverride w:val="1"/>
-    </w:lvlOverride>
-  </w:num>
-  <w:num w:numId="1005">
-    <w:abstractNumId w:val="991"/>
-  </w:num>
-  <w:num w:numId="1006">
-    <w:abstractNumId w:val="99201"/>
-    <w:lvlOverride w:ilvl="0">
-      <w:startOverride w:val="1"/>
-    </w:lvlOverride>
-    <w:lvlOverride w:ilvl="1">
-      <w:startOverride w:val="1"/>
-    </w:lvlOverride>
-    <w:lvlOverride w:ilvl="2">
-      <w:startOverride w:val="1"/>
-    </w:lvlOverride>
-    <w:lvlOverride w:ilvl="3">
-      <w:startOverride w:val="1"/>
-    </w:lvlOverride>
-    <w:lvlOverride w:ilvl="4">
-      <w:startOverride w:val="1"/>
-    </w:lvlOverride>
-    <w:lvlOverride w:ilvl="5">
-      <w:startOverride w:val="1"/>
-    </w:lvlOverride>
-    <w:lvlOverride w:ilvl="6">
-      <w:startOverride w:val="1"/>
-    </w:lvlOverride>
-    <w:lvlOverride w:ilvl="7">
-      <w:startOverride w:val="1"/>
-    </w:lvlOverride>
-    <w:lvlOverride w:ilvl="8">
-      <w:startOverride w:val="1"/>
-    </w:lvlOverride>
   </w:num>
 </w:numbering>
 </file>
